--- a/02-论文/论文初稿.docx
+++ b/02-论文/论文初稿.docx
@@ -119,7 +119,7 @@
           <w:i w:val="0"/>
           <w:sz w:val="24"/>
         </w:rPr>
-        <w:t>针对问题四，【待补：建立多区域算—储—电协同优化模型，给出多场景对比结果】。综合来看，本文所建模型在运行成本、碳排放、新能源消纳与负荷调节等方面均显著优于基线方案，为算电协同场景下的调度决策提供了系统的建模与求解框架。</w:t>
+        <w:t>针对问题四，构建“任务调度层＋能源—储能层＋边际供应栈反馈”的多区域算—储—电双层协同优化框架，覆盖 7 组多目标策略、碳约束、电价机制与新能源波动共 16 个场景：七种策略均实现近全量任务调度（调度率不低于 99.992%），运行成本由基线 +18.0 亿元转为 -4.59 亿元，碳排放降为 0，新能源利用率提升至约 69.6%；碳约束均为非紧约束，固定电价机制引入少量购电（碳排 13.7 tCO₂），新能源出力减少 20% 是唯一失稳场景（成本升至 -4.31 亿元、碳排 1 696 tCO₂、峰值净购电 +325 MW）。综合来看，本文所建模型在运行成本、碳排放、新能源消纳与负荷调节等方面均显著优于基线方案，为算电协同场景下的调度决策提供了系统的建模与求解框架。</w:t>
       </w:r>
     </w:p>
     <w:p>
@@ -456,7 +456,7 @@
           <w:i w:val="0"/>
           <w:sz w:val="24"/>
         </w:rPr>
-        <w:t>问题四将任务调度、储能运行、购售电与新能源消纳统一建模，形成算—储—电协同的大规模混合整数规划问题，需在多目标之间权衡，并针对碳约束强度、电价机制与新能源波动场景设计对比实验，分析策略对参数变化的敏感性。【待补：问题四求解框架与结果】</w:t>
+        <w:t>问题四将任务调度、储能运行、购售电与新能源消纳统一建模，形成算—储—电协同的大规模混合整数规划问题。由于任务调度与能源—储能运行相互耦合，本文采用“任务调度层（继承问题二）＋能源—储能层（继承问题三）＋边际供应栈反馈”的双层协同迭代结构：下层为上层提供逐区域逐小时的边际成本、边际碳排、新能源消纳与电网余量信号，上层据此做出考虑储能状态的迁移与开工决策，两层交替迭代直至策略稳定；并针对碳约束强度、电价机制与新能源波动场景设计 16 个对比实验，分析策略对参数变化的敏感性。</w:t>
       </w:r>
     </w:p>
     <w:p>
@@ -7600,7 +7600,15 @@
         <w:pStyle w:val="Heading2"/>
       </w:pPr>
       <w:r>
-        <w:t>5.4 问题四：多区域算—储—电协同优化模型（待补）</w:t>
+        <w:t>5.4 问题四：多区域算—储—电协同优化模型</w:t>
+      </w:r>
+    </w:p>
+    <w:p>
+      <w:pPr>
+        <w:pStyle w:val="Heading3"/>
+      </w:pPr>
+      <w:r>
+        <w:t>5.4.1 模型框架</w:t>
       </w:r>
     </w:p>
     <w:p>
@@ -7615,7 +7623,3806 @@
           <w:i w:val="0"/>
           <w:sz w:val="24"/>
         </w:rPr>
-        <w:t>问题四将任务调度、储能运行、购售电与新能源消纳统一建模，形成算—储—电协同的大规模混合整数规划问题。拟采用“任务调度层（WCRS）＋储能电力层（MILP）”的分层分解框架：先以多策略权重生成任务调度方案，再将调度形成的 AI IT 负荷作为储能-电力联合优化的输入，迭代协调直至收敛；并针对碳约束强度、电价机制与新能源波动场景进行对比分析。【待补：问题四模型细节、求解结果与多场景对比表】</w:t>
+        <w:t>问题四的关键在于“耦合”：任务调度决定区域逐时 AI 负荷，负荷进入下层能源—储能优化，决定购售电、充放电与新能源分配；下层优化的边际供应特性（该时段该区域新增 1 MW 负荷由弃电、外送、储能放电还是购电满足，及其边际成本、边际碳排与新能源消纳属性）再反馈到上层任务调度的评分函数。据此构建双层协同迭代结构：上层沿用问题二 WCRS 的滚动调度与加权评分，下层沿用问题三的区域储能 MILP；评分函数中的边际成本、边际碳排与新能源消纳不再采用“先富余消纳、其余购电”的简化口径，而由下层边际供应栈给出，并增加电网余量压力项以引导削峰。</w:t>
+      </w:r>
+    </w:p>
+    <w:p>
+      <w:pPr>
+        <w:tabs>
+          <w:tab w:pos="4535" w:val="center"/>
+          <w:tab w:pos="9071" w:val="right"/>
+        </w:tabs>
+        <w:spacing w:line="240" w:lineRule="auto" w:before="80" w:after="80"/>
+      </w:pPr>
+      <w:r>
+        <w:rPr>
+          <w:rFonts w:ascii="Times New Roman" w:hAnsi="Times New Roman" w:eastAsia="宋体"/>
+          <w:b w:val="0"/>
+          <w:i w:val="0"/>
+          <w:sz w:val="24"/>
+        </w:rPr>
+        <w:tab/>
+      </w:r>
+      <w:r>
+        <w:rPr>
+          <w:rFonts w:ascii="Times New Roman" w:hAnsi="Times New Roman" w:eastAsia="宋体"/>
+          <w:b w:val="0"/>
+          <w:i w:val="0"/>
+          <w:sz w:val="24"/>
+        </w:rPr>
+        <w:t>Score(i,r,s) = α·Cost + β·Carbon + γ·l</w:t>
+      </w:r>
+      <w:r>
+        <w:rPr>
+          <w:rFonts w:ascii="Times New Roman" w:hAnsi="Times New Roman" w:eastAsia="宋体"/>
+          <w:b/>
+          <w:i w:val="0"/>
+          <w:sz w:val="24"/>
+          <w:vertAlign w:val="subscript"/>
+        </w:rPr>
+        <w:t>i,r</w:t>
+      </w:r>
+      <w:r>
+        <w:rPr>
+          <w:rFonts w:ascii="Times New Roman" w:hAnsi="Times New Roman" w:eastAsia="宋体"/>
+          <w:b w:val="0"/>
+          <w:i w:val="0"/>
+          <w:sz w:val="24"/>
+        </w:rPr>
+        <w:t>·κ</w:t>
+      </w:r>
+      <w:r>
+        <w:rPr>
+          <w:rFonts w:ascii="Times New Roman" w:hAnsi="Times New Roman" w:eastAsia="宋体"/>
+          <w:b/>
+          <w:i w:val="0"/>
+          <w:sz w:val="24"/>
+          <w:vertAlign w:val="subscript"/>
+        </w:rPr>
+        <w:t>type</w:t>
+      </w:r>
+      <w:r>
+        <w:rPr>
+          <w:rFonts w:ascii="Times New Roman" w:hAnsi="Times New Roman" w:eastAsia="宋体"/>
+          <w:b w:val="0"/>
+          <w:i w:val="0"/>
+          <w:sz w:val="24"/>
+        </w:rPr>
+        <w:t xml:space="preserve"> − δ·RenewableBenefit + μ·Congestion + ν·PeakPressure</w:t>
+      </w:r>
+      <w:r>
+        <w:rPr>
+          <w:rFonts w:ascii="Times New Roman" w:hAnsi="Times New Roman" w:eastAsia="宋体"/>
+          <w:b w:val="0"/>
+          <w:i w:val="0"/>
+          <w:sz w:val="24"/>
+        </w:rPr>
+        <w:tab/>
+        <w:t>(4)</w:t>
+      </w:r>
+    </w:p>
+    <w:p>
+      <w:pPr>
+        <w:spacing w:after="0" w:line="240" w:lineRule="auto"/>
+        <w:ind w:firstLine="480"/>
+      </w:pPr>
+      <w:r>
+        <w:rPr>
+          <w:rFonts w:ascii="Times New Roman" w:hAnsi="Times New Roman" w:eastAsia="宋体"/>
+          <w:b w:val="0"/>
+          <w:i w:val="0"/>
+          <w:sz w:val="24"/>
+        </w:rPr>
+        <w:t>其中 Cost 与 Carbon 按边际供应栈的边际成本与边际碳排累加，RenewableBenefit 按边际新能源消纳属性累加，PeakPressure 按电网余量压力累加；κ</w:t>
+      </w:r>
+      <w:r>
+        <w:rPr>
+          <w:rFonts w:ascii="Times New Roman" w:hAnsi="Times New Roman" w:eastAsia="宋体"/>
+          <w:b/>
+          <w:i w:val="0"/>
+          <w:sz w:val="24"/>
+          <w:vertAlign w:val="subscript"/>
+        </w:rPr>
+        <w:t>type</w:t>
+      </w:r>
+      <w:r>
+        <w:rPr>
+          <w:rFonts w:ascii="Times New Roman" w:hAnsi="Times New Roman" w:eastAsia="宋体"/>
+          <w:b w:val="0"/>
+          <w:i w:val="0"/>
+          <w:sz w:val="24"/>
+        </w:rPr>
+        <w:t>为任务类型时延乘子（实时推理 3.0、批量推理 1.5、AI 训练 1.0）。下层按区域独立求解储能 MILP，两层交替迭代两次后调度与能源方案相互一致，作为最终协同方案。</w:t>
+      </w:r>
+    </w:p>
+    <w:p>
+      <w:pPr>
+        <w:pStyle w:val="Heading3"/>
+      </w:pPr>
+      <w:r>
+        <w:t>5.4.2 多目标策略结果</w:t>
+      </w:r>
+    </w:p>
+    <w:p>
+      <w:pPr>
+        <w:spacing w:after="0" w:line="240" w:lineRule="auto"/>
+        <w:ind w:firstLine="480"/>
+      </w:pPr>
+      <w:r>
+        <w:rPr>
+          <w:rFonts w:ascii="Times New Roman" w:hAnsi="Times New Roman" w:eastAsia="宋体"/>
+          <w:b w:val="0"/>
+          <w:i w:val="0"/>
+          <w:sz w:val="24"/>
+        </w:rPr>
+        <w:t>设置 7 组多目标策略，全部策略均实现近全量任务调度（仅低碳优先策略在末端遗留 2 个巨型训练任务，调度率仍达 99.996%），无时延、时限与容量违规，结果如表 8 所示。</w:t>
+      </w:r>
+    </w:p>
+    <w:p>
+      <w:pPr>
+        <w:spacing w:before="160" w:after="60"/>
+        <w:jc w:val="center"/>
+      </w:pPr>
+      <w:r>
+        <w:rPr>
+          <w:rFonts w:ascii="Times New Roman" w:hAnsi="Times New Roman" w:eastAsia="黑体"/>
+          <w:b/>
+          <w:i w:val="0"/>
+          <w:sz w:val="21"/>
+        </w:rPr>
+        <w:t>表 8  问题四七种策略关键指标对比（全时域 0–2406）</w:t>
+      </w:r>
+    </w:p>
+    <w:tbl>
+      <w:tblPr>
+        <w:tblW w:type="dxa" w:w="9072"/>
+        <w:jc w:val="center"/>
+        <w:tblBorders>
+          <w:top w:val="single" w:sz="12" w:space="0" w:color="000000"/>
+          <w:left w:val="none" w:sz="0" w:space="0" w:color="000000"/>
+          <w:bottom w:val="single" w:sz="12" w:space="0" w:color="000000"/>
+          <w:right w:val="none" w:sz="0" w:space="0" w:color="000000"/>
+          <w:insideH w:val="none" w:sz="0" w:space="0" w:color="000000"/>
+          <w:insideV w:val="none" w:sz="0" w:space="0" w:color="000000"/>
+        </w:tblBorders>
+        <w:tblLayout w:type="fixed"/>
+        <w:tblLook w:firstColumn="1" w:firstRow="1" w:lastColumn="0" w:lastRow="0" w:noHBand="0" w:noVBand="1" w:val="04A0"/>
+        <w:tblInd w:w="120" w:type="dxa"/>
+        <w:tblCellMar>
+          <w:top w:w="40" w:type="dxa"/>
+          <w:start w:w="80" w:type="dxa"/>
+          <w:bottom w:w="40" w:type="dxa"/>
+          <w:end w:w="80" w:type="dxa"/>
+        </w:tblCellMar>
+      </w:tblPr>
+      <w:tblGrid>
+        <w:gridCol w:w="2100"/>
+        <w:gridCol w:w="800"/>
+        <w:gridCol w:w="1250"/>
+        <w:gridCol w:w="1100"/>
+        <w:gridCol w:w="1000"/>
+        <w:gridCol w:w="800"/>
+        <w:gridCol w:w="1050"/>
+        <w:gridCol w:w="972"/>
+      </w:tblGrid>
+      <w:tr>
+        <w:trPr>
+          <w:tblHeader/>
+        </w:trPr>
+        <w:tc>
+          <w:tcPr>
+            <w:tcW w:type="dxa" w:w="2100"/>
+            <w:vAlign w:val="center"/>
+            <w:tcBorders>
+              <w:bottom w:val="single" w:sz="6" w:space="0" w:color="000000"/>
+            </w:tcBorders>
+          </w:tcPr>
+          <w:p>
+            <w:pPr>
+              <w:spacing w:before="20" w:after="20" w:line="240" w:lineRule="auto"/>
+              <w:jc w:val="center"/>
+            </w:pPr>
+            <w:r>
+              <w:rPr>
+                <w:rFonts w:ascii="Times New Roman" w:hAnsi="Times New Roman" w:eastAsia="宋体"/>
+                <w:b/>
+                <w:i w:val="0"/>
+                <w:sz w:val="18"/>
+              </w:rPr>
+              <w:t>策略</w:t>
+            </w:r>
+          </w:p>
+        </w:tc>
+        <w:tc>
+          <w:tcPr>
+            <w:tcW w:type="dxa" w:w="800"/>
+            <w:vAlign w:val="center"/>
+            <w:tcBorders>
+              <w:bottom w:val="single" w:sz="6" w:space="0" w:color="000000"/>
+            </w:tcBorders>
+          </w:tcPr>
+          <w:p>
+            <w:pPr>
+              <w:spacing w:before="20" w:after="20" w:line="240" w:lineRule="auto"/>
+              <w:jc w:val="center"/>
+            </w:pPr>
+            <w:r>
+              <w:rPr>
+                <w:rFonts w:ascii="Times New Roman" w:hAnsi="Times New Roman" w:eastAsia="宋体"/>
+                <w:b/>
+                <w:i w:val="0"/>
+                <w:sz w:val="18"/>
+              </w:rPr>
+              <w:t>未调度</w:t>
+            </w:r>
+          </w:p>
+        </w:tc>
+        <w:tc>
+          <w:tcPr>
+            <w:tcW w:type="dxa" w:w="1250"/>
+            <w:vAlign w:val="center"/>
+            <w:tcBorders>
+              <w:bottom w:val="single" w:sz="6" w:space="0" w:color="000000"/>
+            </w:tcBorders>
+          </w:tcPr>
+          <w:p>
+            <w:pPr>
+              <w:spacing w:before="20" w:after="20" w:line="240" w:lineRule="auto"/>
+              <w:jc w:val="center"/>
+            </w:pPr>
+            <w:r>
+              <w:rPr>
+                <w:rFonts w:ascii="Times New Roman" w:hAnsi="Times New Roman" w:eastAsia="宋体"/>
+                <w:b/>
+                <w:i w:val="0"/>
+                <w:sz w:val="18"/>
+              </w:rPr>
+              <w:t>净运行成本</w:t>
+              <w:br/>
+              <w:t>（万元）</w:t>
+            </w:r>
+          </w:p>
+        </w:tc>
+        <w:tc>
+          <w:tcPr>
+            <w:tcW w:type="dxa" w:w="1100"/>
+            <w:vAlign w:val="center"/>
+            <w:tcBorders>
+              <w:bottom w:val="single" w:sz="6" w:space="0" w:color="000000"/>
+            </w:tcBorders>
+          </w:tcPr>
+          <w:p>
+            <w:pPr>
+              <w:spacing w:before="20" w:after="20" w:line="240" w:lineRule="auto"/>
+              <w:jc w:val="center"/>
+            </w:pPr>
+            <w:r>
+              <w:rPr>
+                <w:rFonts w:ascii="Times New Roman" w:hAnsi="Times New Roman" w:eastAsia="宋体"/>
+                <w:b/>
+                <w:i w:val="0"/>
+                <w:sz w:val="18"/>
+              </w:rPr>
+              <w:t>碳排放</w:t>
+              <w:br/>
+              <w:t>（tCO₂）</w:t>
+            </w:r>
+          </w:p>
+        </w:tc>
+        <w:tc>
+          <w:tcPr>
+            <w:tcW w:type="dxa" w:w="1000"/>
+            <w:vAlign w:val="center"/>
+            <w:tcBorders>
+              <w:bottom w:val="single" w:sz="6" w:space="0" w:color="000000"/>
+            </w:tcBorders>
+          </w:tcPr>
+          <w:p>
+            <w:pPr>
+              <w:spacing w:before="20" w:after="20" w:line="240" w:lineRule="auto"/>
+              <w:jc w:val="center"/>
+            </w:pPr>
+            <w:r>
+              <w:rPr>
+                <w:rFonts w:ascii="Times New Roman" w:hAnsi="Times New Roman" w:eastAsia="宋体"/>
+                <w:b/>
+                <w:i w:val="0"/>
+                <w:sz w:val="18"/>
+              </w:rPr>
+              <w:t>平均时延</w:t>
+              <w:br/>
+              <w:t>（ms）</w:t>
+            </w:r>
+          </w:p>
+        </w:tc>
+        <w:tc>
+          <w:tcPr>
+            <w:tcW w:type="dxa" w:w="800"/>
+            <w:vAlign w:val="center"/>
+            <w:tcBorders>
+              <w:bottom w:val="single" w:sz="6" w:space="0" w:color="000000"/>
+            </w:tcBorders>
+          </w:tcPr>
+          <w:p>
+            <w:pPr>
+              <w:spacing w:before="20" w:after="20" w:line="240" w:lineRule="auto"/>
+              <w:jc w:val="center"/>
+            </w:pPr>
+            <w:r>
+              <w:rPr>
+                <w:rFonts w:ascii="Times New Roman" w:hAnsi="Times New Roman" w:eastAsia="宋体"/>
+                <w:b/>
+                <w:i w:val="0"/>
+                <w:sz w:val="18"/>
+              </w:rPr>
+              <w:t>QoS</w:t>
+            </w:r>
+          </w:p>
+        </w:tc>
+        <w:tc>
+          <w:tcPr>
+            <w:tcW w:type="dxa" w:w="1050"/>
+            <w:vAlign w:val="center"/>
+            <w:tcBorders>
+              <w:bottom w:val="single" w:sz="6" w:space="0" w:color="000000"/>
+            </w:tcBorders>
+          </w:tcPr>
+          <w:p>
+            <w:pPr>
+              <w:spacing w:before="20" w:after="20" w:line="240" w:lineRule="auto"/>
+              <w:jc w:val="center"/>
+            </w:pPr>
+            <w:r>
+              <w:rPr>
+                <w:rFonts w:ascii="Times New Roman" w:hAnsi="Times New Roman" w:eastAsia="宋体"/>
+                <w:b/>
+                <w:i w:val="0"/>
+                <w:sz w:val="18"/>
+              </w:rPr>
+              <w:t>新能源</w:t>
+              <w:br/>
+              <w:t>利用率</w:t>
+            </w:r>
+          </w:p>
+        </w:tc>
+        <w:tc>
+          <w:tcPr>
+            <w:tcW w:type="dxa" w:w="972"/>
+            <w:vAlign w:val="center"/>
+            <w:tcBorders>
+              <w:bottom w:val="single" w:sz="6" w:space="0" w:color="000000"/>
+            </w:tcBorders>
+          </w:tcPr>
+          <w:p>
+            <w:pPr>
+              <w:spacing w:before="20" w:after="20" w:line="240" w:lineRule="auto"/>
+              <w:jc w:val="center"/>
+            </w:pPr>
+            <w:r>
+              <w:rPr>
+                <w:rFonts w:ascii="Times New Roman" w:hAnsi="Times New Roman" w:eastAsia="宋体"/>
+                <w:b/>
+                <w:i w:val="0"/>
+                <w:sz w:val="18"/>
+              </w:rPr>
+              <w:t>峰值净购电</w:t>
+              <w:br/>
+              <w:t>（MW）</w:t>
+            </w:r>
+          </w:p>
+        </w:tc>
+      </w:tr>
+      <w:tr>
+        <w:tc>
+          <w:tcPr>
+            <w:tcW w:type="dxa" w:w="2100"/>
+            <w:vAlign w:val="center"/>
+          </w:tcPr>
+          <w:p>
+            <w:pPr>
+              <w:spacing w:before="20" w:after="20" w:line="240" w:lineRule="auto"/>
+              <w:jc w:val="left"/>
+            </w:pPr>
+            <w:r>
+              <w:rPr>
+                <w:rFonts w:ascii="Times New Roman" w:hAnsi="Times New Roman" w:eastAsia="宋体"/>
+                <w:b w:val="0"/>
+                <w:i w:val="0"/>
+                <w:sz w:val="18"/>
+              </w:rPr>
+              <w:t>综合权衡 balanced</w:t>
+            </w:r>
+          </w:p>
+        </w:tc>
+        <w:tc>
+          <w:tcPr>
+            <w:tcW w:type="dxa" w:w="800"/>
+            <w:vAlign w:val="center"/>
+          </w:tcPr>
+          <w:p>
+            <w:pPr>
+              <w:spacing w:before="20" w:after="20" w:line="240" w:lineRule="auto"/>
+              <w:jc w:val="center"/>
+            </w:pPr>
+            <w:r>
+              <w:rPr>
+                <w:rFonts w:ascii="Times New Roman" w:hAnsi="Times New Roman" w:eastAsia="宋体"/>
+                <w:b w:val="0"/>
+                <w:i w:val="0"/>
+                <w:sz w:val="18"/>
+              </w:rPr>
+              <w:t>0</w:t>
+            </w:r>
+          </w:p>
+        </w:tc>
+        <w:tc>
+          <w:tcPr>
+            <w:tcW w:type="dxa" w:w="1250"/>
+            <w:vAlign w:val="center"/>
+          </w:tcPr>
+          <w:p>
+            <w:pPr>
+              <w:spacing w:before="20" w:after="20" w:line="240" w:lineRule="auto"/>
+              <w:jc w:val="center"/>
+            </w:pPr>
+            <w:r>
+              <w:rPr>
+                <w:rFonts w:ascii="Times New Roman" w:hAnsi="Times New Roman" w:eastAsia="宋体"/>
+                <w:b w:val="0"/>
+                <w:i w:val="0"/>
+                <w:sz w:val="18"/>
+              </w:rPr>
+              <w:t>-45 905.6</w:t>
+            </w:r>
+          </w:p>
+        </w:tc>
+        <w:tc>
+          <w:tcPr>
+            <w:tcW w:type="dxa" w:w="1100"/>
+            <w:vAlign w:val="center"/>
+          </w:tcPr>
+          <w:p>
+            <w:pPr>
+              <w:spacing w:before="20" w:after="20" w:line="240" w:lineRule="auto"/>
+              <w:jc w:val="center"/>
+            </w:pPr>
+            <w:r>
+              <w:rPr>
+                <w:rFonts w:ascii="Times New Roman" w:hAnsi="Times New Roman" w:eastAsia="宋体"/>
+                <w:b w:val="0"/>
+                <w:i w:val="0"/>
+                <w:sz w:val="18"/>
+              </w:rPr>
+              <w:t>0</w:t>
+            </w:r>
+          </w:p>
+        </w:tc>
+        <w:tc>
+          <w:tcPr>
+            <w:tcW w:type="dxa" w:w="1000"/>
+            <w:vAlign w:val="center"/>
+          </w:tcPr>
+          <w:p>
+            <w:pPr>
+              <w:spacing w:before="20" w:after="20" w:line="240" w:lineRule="auto"/>
+              <w:jc w:val="center"/>
+            </w:pPr>
+            <w:r>
+              <w:rPr>
+                <w:rFonts w:ascii="Times New Roman" w:hAnsi="Times New Roman" w:eastAsia="宋体"/>
+                <w:b w:val="0"/>
+                <w:i w:val="0"/>
+                <w:sz w:val="18"/>
+              </w:rPr>
+              <w:t>14.46</w:t>
+            </w:r>
+          </w:p>
+        </w:tc>
+        <w:tc>
+          <w:tcPr>
+            <w:tcW w:type="dxa" w:w="800"/>
+            <w:vAlign w:val="center"/>
+          </w:tcPr>
+          <w:p>
+            <w:pPr>
+              <w:spacing w:before="20" w:after="20" w:line="240" w:lineRule="auto"/>
+              <w:jc w:val="center"/>
+            </w:pPr>
+            <w:r>
+              <w:rPr>
+                <w:rFonts w:ascii="Times New Roman" w:hAnsi="Times New Roman" w:eastAsia="宋体"/>
+                <w:b w:val="0"/>
+                <w:i w:val="0"/>
+                <w:sz w:val="18"/>
+              </w:rPr>
+              <w:t>0.971</w:t>
+            </w:r>
+          </w:p>
+        </w:tc>
+        <w:tc>
+          <w:tcPr>
+            <w:tcW w:type="dxa" w:w="1050"/>
+            <w:vAlign w:val="center"/>
+          </w:tcPr>
+          <w:p>
+            <w:pPr>
+              <w:spacing w:before="20" w:after="20" w:line="240" w:lineRule="auto"/>
+              <w:jc w:val="center"/>
+            </w:pPr>
+            <w:r>
+              <w:rPr>
+                <w:rFonts w:ascii="Times New Roman" w:hAnsi="Times New Roman" w:eastAsia="宋体"/>
+                <w:b w:val="0"/>
+                <w:i w:val="0"/>
+                <w:sz w:val="18"/>
+              </w:rPr>
+              <w:t>69.6%</w:t>
+            </w:r>
+          </w:p>
+        </w:tc>
+        <w:tc>
+          <w:tcPr>
+            <w:tcW w:type="dxa" w:w="972"/>
+            <w:vAlign w:val="center"/>
+          </w:tcPr>
+          <w:p>
+            <w:pPr>
+              <w:spacing w:before="20" w:after="20" w:line="240" w:lineRule="auto"/>
+              <w:jc w:val="center"/>
+            </w:pPr>
+            <w:r>
+              <w:rPr>
+                <w:rFonts w:ascii="Times New Roman" w:hAnsi="Times New Roman" w:eastAsia="宋体"/>
+                <w:b w:val="0"/>
+                <w:i w:val="0"/>
+                <w:sz w:val="18"/>
+              </w:rPr>
+              <w:t>-372.5</w:t>
+            </w:r>
+          </w:p>
+        </w:tc>
+      </w:tr>
+      <w:tr>
+        <w:tc>
+          <w:tcPr>
+            <w:tcW w:type="dxa" w:w="2100"/>
+            <w:vAlign w:val="center"/>
+          </w:tcPr>
+          <w:p>
+            <w:pPr>
+              <w:spacing w:before="20" w:after="20" w:line="240" w:lineRule="auto"/>
+              <w:jc w:val="left"/>
+            </w:pPr>
+            <w:r>
+              <w:rPr>
+                <w:rFonts w:ascii="Times New Roman" w:hAnsi="Times New Roman" w:eastAsia="宋体"/>
+                <w:b w:val="0"/>
+                <w:i w:val="0"/>
+                <w:sz w:val="18"/>
+              </w:rPr>
+              <w:t>成本优先 cost_first</w:t>
+            </w:r>
+          </w:p>
+        </w:tc>
+        <w:tc>
+          <w:tcPr>
+            <w:tcW w:type="dxa" w:w="800"/>
+            <w:vAlign w:val="center"/>
+          </w:tcPr>
+          <w:p>
+            <w:pPr>
+              <w:spacing w:before="20" w:after="20" w:line="240" w:lineRule="auto"/>
+              <w:jc w:val="center"/>
+            </w:pPr>
+            <w:r>
+              <w:rPr>
+                <w:rFonts w:ascii="Times New Roman" w:hAnsi="Times New Roman" w:eastAsia="宋体"/>
+                <w:b w:val="0"/>
+                <w:i w:val="0"/>
+                <w:sz w:val="18"/>
+              </w:rPr>
+              <w:t>0</w:t>
+            </w:r>
+          </w:p>
+        </w:tc>
+        <w:tc>
+          <w:tcPr>
+            <w:tcW w:type="dxa" w:w="1250"/>
+            <w:vAlign w:val="center"/>
+          </w:tcPr>
+          <w:p>
+            <w:pPr>
+              <w:spacing w:before="20" w:after="20" w:line="240" w:lineRule="auto"/>
+              <w:jc w:val="center"/>
+            </w:pPr>
+            <w:r>
+              <w:rPr>
+                <w:rFonts w:ascii="Times New Roman" w:hAnsi="Times New Roman" w:eastAsia="宋体"/>
+                <w:b w:val="0"/>
+                <w:i w:val="0"/>
+                <w:sz w:val="18"/>
+              </w:rPr>
+              <w:t>-45 908.9</w:t>
+            </w:r>
+          </w:p>
+        </w:tc>
+        <w:tc>
+          <w:tcPr>
+            <w:tcW w:type="dxa" w:w="1100"/>
+            <w:vAlign w:val="center"/>
+          </w:tcPr>
+          <w:p>
+            <w:pPr>
+              <w:spacing w:before="20" w:after="20" w:line="240" w:lineRule="auto"/>
+              <w:jc w:val="center"/>
+            </w:pPr>
+            <w:r>
+              <w:rPr>
+                <w:rFonts w:ascii="Times New Roman" w:hAnsi="Times New Roman" w:eastAsia="宋体"/>
+                <w:b w:val="0"/>
+                <w:i w:val="0"/>
+                <w:sz w:val="18"/>
+              </w:rPr>
+              <w:t>0</w:t>
+            </w:r>
+          </w:p>
+        </w:tc>
+        <w:tc>
+          <w:tcPr>
+            <w:tcW w:type="dxa" w:w="1000"/>
+            <w:vAlign w:val="center"/>
+          </w:tcPr>
+          <w:p>
+            <w:pPr>
+              <w:spacing w:before="20" w:after="20" w:line="240" w:lineRule="auto"/>
+              <w:jc w:val="center"/>
+            </w:pPr>
+            <w:r>
+              <w:rPr>
+                <w:rFonts w:ascii="Times New Roman" w:hAnsi="Times New Roman" w:eastAsia="宋体"/>
+                <w:b w:val="0"/>
+                <w:i w:val="0"/>
+                <w:sz w:val="18"/>
+              </w:rPr>
+              <w:t>12.22</w:t>
+            </w:r>
+          </w:p>
+        </w:tc>
+        <w:tc>
+          <w:tcPr>
+            <w:tcW w:type="dxa" w:w="800"/>
+            <w:vAlign w:val="center"/>
+          </w:tcPr>
+          <w:p>
+            <w:pPr>
+              <w:spacing w:before="20" w:after="20" w:line="240" w:lineRule="auto"/>
+              <w:jc w:val="center"/>
+            </w:pPr>
+            <w:r>
+              <w:rPr>
+                <w:rFonts w:ascii="Times New Roman" w:hAnsi="Times New Roman" w:eastAsia="宋体"/>
+                <w:b w:val="0"/>
+                <w:i w:val="0"/>
+                <w:sz w:val="18"/>
+              </w:rPr>
+              <w:t>0.976</w:t>
+            </w:r>
+          </w:p>
+        </w:tc>
+        <w:tc>
+          <w:tcPr>
+            <w:tcW w:type="dxa" w:w="1050"/>
+            <w:vAlign w:val="center"/>
+          </w:tcPr>
+          <w:p>
+            <w:pPr>
+              <w:spacing w:before="20" w:after="20" w:line="240" w:lineRule="auto"/>
+              <w:jc w:val="center"/>
+            </w:pPr>
+            <w:r>
+              <w:rPr>
+                <w:rFonts w:ascii="Times New Roman" w:hAnsi="Times New Roman" w:eastAsia="宋体"/>
+                <w:b w:val="0"/>
+                <w:i w:val="0"/>
+                <w:sz w:val="18"/>
+              </w:rPr>
+              <w:t>69.6%</w:t>
+            </w:r>
+          </w:p>
+        </w:tc>
+        <w:tc>
+          <w:tcPr>
+            <w:tcW w:type="dxa" w:w="972"/>
+            <w:vAlign w:val="center"/>
+          </w:tcPr>
+          <w:p>
+            <w:pPr>
+              <w:spacing w:before="20" w:after="20" w:line="240" w:lineRule="auto"/>
+              <w:jc w:val="center"/>
+            </w:pPr>
+            <w:r>
+              <w:rPr>
+                <w:rFonts w:ascii="Times New Roman" w:hAnsi="Times New Roman" w:eastAsia="宋体"/>
+                <w:b w:val="0"/>
+                <w:i w:val="0"/>
+                <w:sz w:val="18"/>
+              </w:rPr>
+              <w:t>0.0</w:t>
+            </w:r>
+          </w:p>
+        </w:tc>
+      </w:tr>
+      <w:tr>
+        <w:tc>
+          <w:tcPr>
+            <w:tcW w:type="dxa" w:w="2100"/>
+            <w:vAlign w:val="center"/>
+          </w:tcPr>
+          <w:p>
+            <w:pPr>
+              <w:spacing w:before="20" w:after="20" w:line="240" w:lineRule="auto"/>
+              <w:jc w:val="left"/>
+            </w:pPr>
+            <w:r>
+              <w:rPr>
+                <w:rFonts w:ascii="Times New Roman" w:hAnsi="Times New Roman" w:eastAsia="宋体"/>
+                <w:b w:val="0"/>
+                <w:i w:val="0"/>
+                <w:sz w:val="18"/>
+              </w:rPr>
+              <w:t>低碳优先 carbon_first</w:t>
+            </w:r>
+          </w:p>
+        </w:tc>
+        <w:tc>
+          <w:tcPr>
+            <w:tcW w:type="dxa" w:w="800"/>
+            <w:vAlign w:val="center"/>
+          </w:tcPr>
+          <w:p>
+            <w:pPr>
+              <w:spacing w:before="20" w:after="20" w:line="240" w:lineRule="auto"/>
+              <w:jc w:val="center"/>
+            </w:pPr>
+            <w:r>
+              <w:rPr>
+                <w:rFonts w:ascii="Times New Roman" w:hAnsi="Times New Roman" w:eastAsia="宋体"/>
+                <w:b w:val="0"/>
+                <w:i w:val="0"/>
+                <w:sz w:val="18"/>
+              </w:rPr>
+              <w:t>2</w:t>
+            </w:r>
+          </w:p>
+        </w:tc>
+        <w:tc>
+          <w:tcPr>
+            <w:tcW w:type="dxa" w:w="1250"/>
+            <w:vAlign w:val="center"/>
+          </w:tcPr>
+          <w:p>
+            <w:pPr>
+              <w:spacing w:before="20" w:after="20" w:line="240" w:lineRule="auto"/>
+              <w:jc w:val="center"/>
+            </w:pPr>
+            <w:r>
+              <w:rPr>
+                <w:rFonts w:ascii="Times New Roman" w:hAnsi="Times New Roman" w:eastAsia="宋体"/>
+                <w:b w:val="0"/>
+                <w:i w:val="0"/>
+                <w:sz w:val="18"/>
+              </w:rPr>
+              <w:t>-45 910.5</w:t>
+            </w:r>
+          </w:p>
+        </w:tc>
+        <w:tc>
+          <w:tcPr>
+            <w:tcW w:type="dxa" w:w="1100"/>
+            <w:vAlign w:val="center"/>
+          </w:tcPr>
+          <w:p>
+            <w:pPr>
+              <w:spacing w:before="20" w:after="20" w:line="240" w:lineRule="auto"/>
+              <w:jc w:val="center"/>
+            </w:pPr>
+            <w:r>
+              <w:rPr>
+                <w:rFonts w:ascii="Times New Roman" w:hAnsi="Times New Roman" w:eastAsia="宋体"/>
+                <w:b w:val="0"/>
+                <w:i w:val="0"/>
+                <w:sz w:val="18"/>
+              </w:rPr>
+              <w:t>0</w:t>
+            </w:r>
+          </w:p>
+        </w:tc>
+        <w:tc>
+          <w:tcPr>
+            <w:tcW w:type="dxa" w:w="1000"/>
+            <w:vAlign w:val="center"/>
+          </w:tcPr>
+          <w:p>
+            <w:pPr>
+              <w:spacing w:before="20" w:after="20" w:line="240" w:lineRule="auto"/>
+              <w:jc w:val="center"/>
+            </w:pPr>
+            <w:r>
+              <w:rPr>
+                <w:rFonts w:ascii="Times New Roman" w:hAnsi="Times New Roman" w:eastAsia="宋体"/>
+                <w:b w:val="0"/>
+                <w:i w:val="0"/>
+                <w:sz w:val="18"/>
+              </w:rPr>
+              <w:t>16.00</w:t>
+            </w:r>
+          </w:p>
+        </w:tc>
+        <w:tc>
+          <w:tcPr>
+            <w:tcW w:type="dxa" w:w="800"/>
+            <w:vAlign w:val="center"/>
+          </w:tcPr>
+          <w:p>
+            <w:pPr>
+              <w:spacing w:before="20" w:after="20" w:line="240" w:lineRule="auto"/>
+              <w:jc w:val="center"/>
+            </w:pPr>
+            <w:r>
+              <w:rPr>
+                <w:rFonts w:ascii="Times New Roman" w:hAnsi="Times New Roman" w:eastAsia="宋体"/>
+                <w:b w:val="0"/>
+                <w:i w:val="0"/>
+                <w:sz w:val="18"/>
+              </w:rPr>
+              <w:t>0.968</w:t>
+            </w:r>
+          </w:p>
+        </w:tc>
+        <w:tc>
+          <w:tcPr>
+            <w:tcW w:type="dxa" w:w="1050"/>
+            <w:vAlign w:val="center"/>
+          </w:tcPr>
+          <w:p>
+            <w:pPr>
+              <w:spacing w:before="20" w:after="20" w:line="240" w:lineRule="auto"/>
+              <w:jc w:val="center"/>
+            </w:pPr>
+            <w:r>
+              <w:rPr>
+                <w:rFonts w:ascii="Times New Roman" w:hAnsi="Times New Roman" w:eastAsia="宋体"/>
+                <w:b w:val="0"/>
+                <w:i w:val="0"/>
+                <w:sz w:val="18"/>
+              </w:rPr>
+              <w:t>69.6%</w:t>
+            </w:r>
+          </w:p>
+        </w:tc>
+        <w:tc>
+          <w:tcPr>
+            <w:tcW w:type="dxa" w:w="972"/>
+            <w:vAlign w:val="center"/>
+          </w:tcPr>
+          <w:p>
+            <w:pPr>
+              <w:spacing w:before="20" w:after="20" w:line="240" w:lineRule="auto"/>
+              <w:jc w:val="center"/>
+            </w:pPr>
+            <w:r>
+              <w:rPr>
+                <w:rFonts w:ascii="Times New Roman" w:hAnsi="Times New Roman" w:eastAsia="宋体"/>
+                <w:b w:val="0"/>
+                <w:i w:val="0"/>
+                <w:sz w:val="18"/>
+              </w:rPr>
+              <w:t>-25.7</w:t>
+            </w:r>
+          </w:p>
+        </w:tc>
+      </w:tr>
+      <w:tr>
+        <w:tc>
+          <w:tcPr>
+            <w:tcW w:type="dxa" w:w="2100"/>
+            <w:vAlign w:val="center"/>
+          </w:tcPr>
+          <w:p>
+            <w:pPr>
+              <w:spacing w:before="20" w:after="20" w:line="240" w:lineRule="auto"/>
+              <w:jc w:val="left"/>
+            </w:pPr>
+            <w:r>
+              <w:rPr>
+                <w:rFonts w:ascii="Times New Roman" w:hAnsi="Times New Roman" w:eastAsia="宋体"/>
+                <w:b w:val="0"/>
+                <w:i w:val="0"/>
+                <w:sz w:val="18"/>
+              </w:rPr>
+              <w:t>时延优先 latency_first</w:t>
+            </w:r>
+          </w:p>
+        </w:tc>
+        <w:tc>
+          <w:tcPr>
+            <w:tcW w:type="dxa" w:w="800"/>
+            <w:vAlign w:val="center"/>
+          </w:tcPr>
+          <w:p>
+            <w:pPr>
+              <w:spacing w:before="20" w:after="20" w:line="240" w:lineRule="auto"/>
+              <w:jc w:val="center"/>
+            </w:pPr>
+            <w:r>
+              <w:rPr>
+                <w:rFonts w:ascii="Times New Roman" w:hAnsi="Times New Roman" w:eastAsia="宋体"/>
+                <w:b w:val="0"/>
+                <w:i w:val="0"/>
+                <w:sz w:val="18"/>
+              </w:rPr>
+              <w:t>0</w:t>
+            </w:r>
+          </w:p>
+        </w:tc>
+        <w:tc>
+          <w:tcPr>
+            <w:tcW w:type="dxa" w:w="1250"/>
+            <w:vAlign w:val="center"/>
+          </w:tcPr>
+          <w:p>
+            <w:pPr>
+              <w:spacing w:before="20" w:after="20" w:line="240" w:lineRule="auto"/>
+              <w:jc w:val="center"/>
+            </w:pPr>
+            <w:r>
+              <w:rPr>
+                <w:rFonts w:ascii="Times New Roman" w:hAnsi="Times New Roman" w:eastAsia="宋体"/>
+                <w:b w:val="0"/>
+                <w:i w:val="0"/>
+                <w:sz w:val="18"/>
+              </w:rPr>
+              <w:t>-45 908.6</w:t>
+            </w:r>
+          </w:p>
+        </w:tc>
+        <w:tc>
+          <w:tcPr>
+            <w:tcW w:type="dxa" w:w="1100"/>
+            <w:vAlign w:val="center"/>
+          </w:tcPr>
+          <w:p>
+            <w:pPr>
+              <w:spacing w:before="20" w:after="20" w:line="240" w:lineRule="auto"/>
+              <w:jc w:val="center"/>
+            </w:pPr>
+            <w:r>
+              <w:rPr>
+                <w:rFonts w:ascii="Times New Roman" w:hAnsi="Times New Roman" w:eastAsia="宋体"/>
+                <w:b w:val="0"/>
+                <w:i w:val="0"/>
+                <w:sz w:val="18"/>
+              </w:rPr>
+              <w:t>0</w:t>
+            </w:r>
+          </w:p>
+        </w:tc>
+        <w:tc>
+          <w:tcPr>
+            <w:tcW w:type="dxa" w:w="1000"/>
+            <w:vAlign w:val="center"/>
+          </w:tcPr>
+          <w:p>
+            <w:pPr>
+              <w:spacing w:before="20" w:after="20" w:line="240" w:lineRule="auto"/>
+              <w:jc w:val="center"/>
+            </w:pPr>
+            <w:r>
+              <w:rPr>
+                <w:rFonts w:ascii="Times New Roman" w:hAnsi="Times New Roman" w:eastAsia="宋体"/>
+                <w:b w:val="0"/>
+                <w:i w:val="0"/>
+                <w:sz w:val="18"/>
+              </w:rPr>
+              <w:t>5.33</w:t>
+            </w:r>
+          </w:p>
+        </w:tc>
+        <w:tc>
+          <w:tcPr>
+            <w:tcW w:type="dxa" w:w="800"/>
+            <w:vAlign w:val="center"/>
+          </w:tcPr>
+          <w:p>
+            <w:pPr>
+              <w:spacing w:before="20" w:after="20" w:line="240" w:lineRule="auto"/>
+              <w:jc w:val="center"/>
+            </w:pPr>
+            <w:r>
+              <w:rPr>
+                <w:rFonts w:ascii="Times New Roman" w:hAnsi="Times New Roman" w:eastAsia="宋体"/>
+                <w:b w:val="0"/>
+                <w:i w:val="0"/>
+                <w:sz w:val="18"/>
+              </w:rPr>
+              <w:t>0.989</w:t>
+            </w:r>
+          </w:p>
+        </w:tc>
+        <w:tc>
+          <w:tcPr>
+            <w:tcW w:type="dxa" w:w="1050"/>
+            <w:vAlign w:val="center"/>
+          </w:tcPr>
+          <w:p>
+            <w:pPr>
+              <w:spacing w:before="20" w:after="20" w:line="240" w:lineRule="auto"/>
+              <w:jc w:val="center"/>
+            </w:pPr>
+            <w:r>
+              <w:rPr>
+                <w:rFonts w:ascii="Times New Roman" w:hAnsi="Times New Roman" w:eastAsia="宋体"/>
+                <w:b w:val="0"/>
+                <w:i w:val="0"/>
+                <w:sz w:val="18"/>
+              </w:rPr>
+              <w:t>69.4%</w:t>
+            </w:r>
+          </w:p>
+        </w:tc>
+        <w:tc>
+          <w:tcPr>
+            <w:tcW w:type="dxa" w:w="972"/>
+            <w:vAlign w:val="center"/>
+          </w:tcPr>
+          <w:p>
+            <w:pPr>
+              <w:spacing w:before="20" w:after="20" w:line="240" w:lineRule="auto"/>
+              <w:jc w:val="center"/>
+            </w:pPr>
+            <w:r>
+              <w:rPr>
+                <w:rFonts w:ascii="Times New Roman" w:hAnsi="Times New Roman" w:eastAsia="宋体"/>
+                <w:b w:val="0"/>
+                <w:i w:val="0"/>
+                <w:sz w:val="18"/>
+              </w:rPr>
+              <w:t>-143.9</w:t>
+            </w:r>
+          </w:p>
+        </w:tc>
+      </w:tr>
+      <w:tr>
+        <w:tc>
+          <w:tcPr>
+            <w:tcW w:type="dxa" w:w="2100"/>
+            <w:vAlign w:val="center"/>
+          </w:tcPr>
+          <w:p>
+            <w:pPr>
+              <w:spacing w:before="20" w:after="20" w:line="240" w:lineRule="auto"/>
+              <w:jc w:val="left"/>
+            </w:pPr>
+            <w:r>
+              <w:rPr>
+                <w:rFonts w:ascii="Times New Roman" w:hAnsi="Times New Roman" w:eastAsia="宋体"/>
+                <w:b w:val="0"/>
+                <w:i w:val="0"/>
+                <w:sz w:val="18"/>
+              </w:rPr>
+              <w:t>新能源优先 renewable_first</w:t>
+            </w:r>
+          </w:p>
+        </w:tc>
+        <w:tc>
+          <w:tcPr>
+            <w:tcW w:type="dxa" w:w="800"/>
+            <w:vAlign w:val="center"/>
+          </w:tcPr>
+          <w:p>
+            <w:pPr>
+              <w:spacing w:before="20" w:after="20" w:line="240" w:lineRule="auto"/>
+              <w:jc w:val="center"/>
+            </w:pPr>
+            <w:r>
+              <w:rPr>
+                <w:rFonts w:ascii="Times New Roman" w:hAnsi="Times New Roman" w:eastAsia="宋体"/>
+                <w:b w:val="0"/>
+                <w:i w:val="0"/>
+                <w:sz w:val="18"/>
+              </w:rPr>
+              <w:t>0</w:t>
+            </w:r>
+          </w:p>
+        </w:tc>
+        <w:tc>
+          <w:tcPr>
+            <w:tcW w:type="dxa" w:w="1250"/>
+            <w:vAlign w:val="center"/>
+          </w:tcPr>
+          <w:p>
+            <w:pPr>
+              <w:spacing w:before="20" w:after="20" w:line="240" w:lineRule="auto"/>
+              <w:jc w:val="center"/>
+            </w:pPr>
+            <w:r>
+              <w:rPr>
+                <w:rFonts w:ascii="Times New Roman" w:hAnsi="Times New Roman" w:eastAsia="宋体"/>
+                <w:b w:val="0"/>
+                <w:i w:val="0"/>
+                <w:sz w:val="18"/>
+              </w:rPr>
+              <w:t>-45 917.3</w:t>
+            </w:r>
+          </w:p>
+        </w:tc>
+        <w:tc>
+          <w:tcPr>
+            <w:tcW w:type="dxa" w:w="1100"/>
+            <w:vAlign w:val="center"/>
+          </w:tcPr>
+          <w:p>
+            <w:pPr>
+              <w:spacing w:before="20" w:after="20" w:line="240" w:lineRule="auto"/>
+              <w:jc w:val="center"/>
+            </w:pPr>
+            <w:r>
+              <w:rPr>
+                <w:rFonts w:ascii="Times New Roman" w:hAnsi="Times New Roman" w:eastAsia="宋体"/>
+                <w:b w:val="0"/>
+                <w:i w:val="0"/>
+                <w:sz w:val="18"/>
+              </w:rPr>
+              <w:t>0</w:t>
+            </w:r>
+          </w:p>
+        </w:tc>
+        <w:tc>
+          <w:tcPr>
+            <w:tcW w:type="dxa" w:w="1000"/>
+            <w:vAlign w:val="center"/>
+          </w:tcPr>
+          <w:p>
+            <w:pPr>
+              <w:spacing w:before="20" w:after="20" w:line="240" w:lineRule="auto"/>
+              <w:jc w:val="center"/>
+            </w:pPr>
+            <w:r>
+              <w:rPr>
+                <w:rFonts w:ascii="Times New Roman" w:hAnsi="Times New Roman" w:eastAsia="宋体"/>
+                <w:b w:val="0"/>
+                <w:i w:val="0"/>
+                <w:sz w:val="18"/>
+              </w:rPr>
+              <w:t>24.44</w:t>
+            </w:r>
+          </w:p>
+        </w:tc>
+        <w:tc>
+          <w:tcPr>
+            <w:tcW w:type="dxa" w:w="800"/>
+            <w:vAlign w:val="center"/>
+          </w:tcPr>
+          <w:p>
+            <w:pPr>
+              <w:spacing w:before="20" w:after="20" w:line="240" w:lineRule="auto"/>
+              <w:jc w:val="center"/>
+            </w:pPr>
+            <w:r>
+              <w:rPr>
+                <w:rFonts w:ascii="Times New Roman" w:hAnsi="Times New Roman" w:eastAsia="宋体"/>
+                <w:b w:val="0"/>
+                <w:i w:val="0"/>
+                <w:sz w:val="18"/>
+              </w:rPr>
+              <w:t>0.951</w:t>
+            </w:r>
+          </w:p>
+        </w:tc>
+        <w:tc>
+          <w:tcPr>
+            <w:tcW w:type="dxa" w:w="1050"/>
+            <w:vAlign w:val="center"/>
+          </w:tcPr>
+          <w:p>
+            <w:pPr>
+              <w:spacing w:before="20" w:after="20" w:line="240" w:lineRule="auto"/>
+              <w:jc w:val="center"/>
+            </w:pPr>
+            <w:r>
+              <w:rPr>
+                <w:rFonts w:ascii="Times New Roman" w:hAnsi="Times New Roman" w:eastAsia="宋体"/>
+                <w:b w:val="0"/>
+                <w:i w:val="0"/>
+                <w:sz w:val="18"/>
+              </w:rPr>
+              <w:t>69.6%</w:t>
+            </w:r>
+          </w:p>
+        </w:tc>
+        <w:tc>
+          <w:tcPr>
+            <w:tcW w:type="dxa" w:w="972"/>
+            <w:vAlign w:val="center"/>
+          </w:tcPr>
+          <w:p>
+            <w:pPr>
+              <w:spacing w:before="20" w:after="20" w:line="240" w:lineRule="auto"/>
+              <w:jc w:val="center"/>
+            </w:pPr>
+            <w:r>
+              <w:rPr>
+                <w:rFonts w:ascii="Times New Roman" w:hAnsi="Times New Roman" w:eastAsia="宋体"/>
+                <w:b w:val="0"/>
+                <w:i w:val="0"/>
+                <w:sz w:val="18"/>
+              </w:rPr>
+              <w:t>-180.0</w:t>
+            </w:r>
+          </w:p>
+        </w:tc>
+      </w:tr>
+      <w:tr>
+        <w:tc>
+          <w:tcPr>
+            <w:tcW w:type="dxa" w:w="2100"/>
+            <w:vAlign w:val="center"/>
+          </w:tcPr>
+          <w:p>
+            <w:pPr>
+              <w:spacing w:before="20" w:after="20" w:line="240" w:lineRule="auto"/>
+              <w:jc w:val="left"/>
+            </w:pPr>
+            <w:r>
+              <w:rPr>
+                <w:rFonts w:ascii="Times New Roman" w:hAnsi="Times New Roman" w:eastAsia="宋体"/>
+                <w:b w:val="0"/>
+                <w:i w:val="0"/>
+                <w:sz w:val="18"/>
+              </w:rPr>
+              <w:t>削峰优先 peak_first</w:t>
+            </w:r>
+          </w:p>
+        </w:tc>
+        <w:tc>
+          <w:tcPr>
+            <w:tcW w:type="dxa" w:w="800"/>
+            <w:vAlign w:val="center"/>
+          </w:tcPr>
+          <w:p>
+            <w:pPr>
+              <w:spacing w:before="20" w:after="20" w:line="240" w:lineRule="auto"/>
+              <w:jc w:val="center"/>
+            </w:pPr>
+            <w:r>
+              <w:rPr>
+                <w:rFonts w:ascii="Times New Roman" w:hAnsi="Times New Roman" w:eastAsia="宋体"/>
+                <w:b w:val="0"/>
+                <w:i w:val="0"/>
+                <w:sz w:val="18"/>
+              </w:rPr>
+              <w:t>0</w:t>
+            </w:r>
+          </w:p>
+        </w:tc>
+        <w:tc>
+          <w:tcPr>
+            <w:tcW w:type="dxa" w:w="1250"/>
+            <w:vAlign w:val="center"/>
+          </w:tcPr>
+          <w:p>
+            <w:pPr>
+              <w:spacing w:before="20" w:after="20" w:line="240" w:lineRule="auto"/>
+              <w:jc w:val="center"/>
+            </w:pPr>
+            <w:r>
+              <w:rPr>
+                <w:rFonts w:ascii="Times New Roman" w:hAnsi="Times New Roman" w:eastAsia="宋体"/>
+                <w:b w:val="0"/>
+                <w:i w:val="0"/>
+                <w:sz w:val="18"/>
+              </w:rPr>
+              <w:t>-45 905.3</w:t>
+            </w:r>
+          </w:p>
+        </w:tc>
+        <w:tc>
+          <w:tcPr>
+            <w:tcW w:type="dxa" w:w="1100"/>
+            <w:vAlign w:val="center"/>
+          </w:tcPr>
+          <w:p>
+            <w:pPr>
+              <w:spacing w:before="20" w:after="20" w:line="240" w:lineRule="auto"/>
+              <w:jc w:val="center"/>
+            </w:pPr>
+            <w:r>
+              <w:rPr>
+                <w:rFonts w:ascii="Times New Roman" w:hAnsi="Times New Roman" w:eastAsia="宋体"/>
+                <w:b w:val="0"/>
+                <w:i w:val="0"/>
+                <w:sz w:val="18"/>
+              </w:rPr>
+              <w:t>0</w:t>
+            </w:r>
+          </w:p>
+        </w:tc>
+        <w:tc>
+          <w:tcPr>
+            <w:tcW w:type="dxa" w:w="1000"/>
+            <w:vAlign w:val="center"/>
+          </w:tcPr>
+          <w:p>
+            <w:pPr>
+              <w:spacing w:before="20" w:after="20" w:line="240" w:lineRule="auto"/>
+              <w:jc w:val="center"/>
+            </w:pPr>
+            <w:r>
+              <w:rPr>
+                <w:rFonts w:ascii="Times New Roman" w:hAnsi="Times New Roman" w:eastAsia="宋体"/>
+                <w:b w:val="0"/>
+                <w:i w:val="0"/>
+                <w:sz w:val="18"/>
+              </w:rPr>
+              <w:t>14.50</w:t>
+            </w:r>
+          </w:p>
+        </w:tc>
+        <w:tc>
+          <w:tcPr>
+            <w:tcW w:type="dxa" w:w="800"/>
+            <w:vAlign w:val="center"/>
+          </w:tcPr>
+          <w:p>
+            <w:pPr>
+              <w:spacing w:before="20" w:after="20" w:line="240" w:lineRule="auto"/>
+              <w:jc w:val="center"/>
+            </w:pPr>
+            <w:r>
+              <w:rPr>
+                <w:rFonts w:ascii="Times New Roman" w:hAnsi="Times New Roman" w:eastAsia="宋体"/>
+                <w:b w:val="0"/>
+                <w:i w:val="0"/>
+                <w:sz w:val="18"/>
+              </w:rPr>
+              <w:t>0.971</w:t>
+            </w:r>
+          </w:p>
+        </w:tc>
+        <w:tc>
+          <w:tcPr>
+            <w:tcW w:type="dxa" w:w="1050"/>
+            <w:vAlign w:val="center"/>
+          </w:tcPr>
+          <w:p>
+            <w:pPr>
+              <w:spacing w:before="20" w:after="20" w:line="240" w:lineRule="auto"/>
+              <w:jc w:val="center"/>
+            </w:pPr>
+            <w:r>
+              <w:rPr>
+                <w:rFonts w:ascii="Times New Roman" w:hAnsi="Times New Roman" w:eastAsia="宋体"/>
+                <w:b w:val="0"/>
+                <w:i w:val="0"/>
+                <w:sz w:val="18"/>
+              </w:rPr>
+              <w:t>69.6%</w:t>
+            </w:r>
+          </w:p>
+        </w:tc>
+        <w:tc>
+          <w:tcPr>
+            <w:tcW w:type="dxa" w:w="972"/>
+            <w:vAlign w:val="center"/>
+          </w:tcPr>
+          <w:p>
+            <w:pPr>
+              <w:spacing w:before="20" w:after="20" w:line="240" w:lineRule="auto"/>
+              <w:jc w:val="center"/>
+            </w:pPr>
+            <w:r>
+              <w:rPr>
+                <w:rFonts w:ascii="Times New Roman" w:hAnsi="Times New Roman" w:eastAsia="宋体"/>
+                <w:b w:val="0"/>
+                <w:i w:val="0"/>
+                <w:sz w:val="18"/>
+              </w:rPr>
+              <w:t>-378.5</w:t>
+            </w:r>
+          </w:p>
+        </w:tc>
+      </w:tr>
+      <w:tr>
+        <w:tc>
+          <w:tcPr>
+            <w:tcW w:type="dxa" w:w="2100"/>
+            <w:vAlign w:val="center"/>
+          </w:tcPr>
+          <w:p>
+            <w:pPr>
+              <w:spacing w:before="20" w:after="20" w:line="240" w:lineRule="auto"/>
+              <w:jc w:val="left"/>
+            </w:pPr>
+            <w:r>
+              <w:rPr>
+                <w:rFonts w:ascii="Times New Roman" w:hAnsi="Times New Roman" w:eastAsia="宋体"/>
+                <w:b w:val="0"/>
+                <w:i w:val="0"/>
+                <w:sz w:val="18"/>
+              </w:rPr>
+              <w:t>负载均衡 load_balanced</w:t>
+            </w:r>
+          </w:p>
+        </w:tc>
+        <w:tc>
+          <w:tcPr>
+            <w:tcW w:type="dxa" w:w="800"/>
+            <w:vAlign w:val="center"/>
+          </w:tcPr>
+          <w:p>
+            <w:pPr>
+              <w:spacing w:before="20" w:after="20" w:line="240" w:lineRule="auto"/>
+              <w:jc w:val="center"/>
+            </w:pPr>
+            <w:r>
+              <w:rPr>
+                <w:rFonts w:ascii="Times New Roman" w:hAnsi="Times New Roman" w:eastAsia="宋体"/>
+                <w:b w:val="0"/>
+                <w:i w:val="0"/>
+                <w:sz w:val="18"/>
+              </w:rPr>
+              <w:t>0</w:t>
+            </w:r>
+          </w:p>
+        </w:tc>
+        <w:tc>
+          <w:tcPr>
+            <w:tcW w:type="dxa" w:w="1250"/>
+            <w:vAlign w:val="center"/>
+          </w:tcPr>
+          <w:p>
+            <w:pPr>
+              <w:spacing w:before="20" w:after="20" w:line="240" w:lineRule="auto"/>
+              <w:jc w:val="center"/>
+            </w:pPr>
+            <w:r>
+              <w:rPr>
+                <w:rFonts w:ascii="Times New Roman" w:hAnsi="Times New Roman" w:eastAsia="宋体"/>
+                <w:b w:val="0"/>
+                <w:i w:val="0"/>
+                <w:sz w:val="18"/>
+              </w:rPr>
+              <w:t>-45 910.0</w:t>
+            </w:r>
+          </w:p>
+        </w:tc>
+        <w:tc>
+          <w:tcPr>
+            <w:tcW w:type="dxa" w:w="1100"/>
+            <w:vAlign w:val="center"/>
+          </w:tcPr>
+          <w:p>
+            <w:pPr>
+              <w:spacing w:before="20" w:after="20" w:line="240" w:lineRule="auto"/>
+              <w:jc w:val="center"/>
+            </w:pPr>
+            <w:r>
+              <w:rPr>
+                <w:rFonts w:ascii="Times New Roman" w:hAnsi="Times New Roman" w:eastAsia="宋体"/>
+                <w:b w:val="0"/>
+                <w:i w:val="0"/>
+                <w:sz w:val="18"/>
+              </w:rPr>
+              <w:t>0</w:t>
+            </w:r>
+          </w:p>
+        </w:tc>
+        <w:tc>
+          <w:tcPr>
+            <w:tcW w:type="dxa" w:w="1000"/>
+            <w:vAlign w:val="center"/>
+          </w:tcPr>
+          <w:p>
+            <w:pPr>
+              <w:spacing w:before="20" w:after="20" w:line="240" w:lineRule="auto"/>
+              <w:jc w:val="center"/>
+            </w:pPr>
+            <w:r>
+              <w:rPr>
+                <w:rFonts w:ascii="Times New Roman" w:hAnsi="Times New Roman" w:eastAsia="宋体"/>
+                <w:b w:val="0"/>
+                <w:i w:val="0"/>
+                <w:sz w:val="18"/>
+              </w:rPr>
+              <w:t>18.25</w:t>
+            </w:r>
+          </w:p>
+        </w:tc>
+        <w:tc>
+          <w:tcPr>
+            <w:tcW w:type="dxa" w:w="800"/>
+            <w:vAlign w:val="center"/>
+          </w:tcPr>
+          <w:p>
+            <w:pPr>
+              <w:spacing w:before="20" w:after="20" w:line="240" w:lineRule="auto"/>
+              <w:jc w:val="center"/>
+            </w:pPr>
+            <w:r>
+              <w:rPr>
+                <w:rFonts w:ascii="Times New Roman" w:hAnsi="Times New Roman" w:eastAsia="宋体"/>
+                <w:b w:val="0"/>
+                <w:i w:val="0"/>
+                <w:sz w:val="18"/>
+              </w:rPr>
+              <w:t>0.964</w:t>
+            </w:r>
+          </w:p>
+        </w:tc>
+        <w:tc>
+          <w:tcPr>
+            <w:tcW w:type="dxa" w:w="1050"/>
+            <w:vAlign w:val="center"/>
+          </w:tcPr>
+          <w:p>
+            <w:pPr>
+              <w:spacing w:before="20" w:after="20" w:line="240" w:lineRule="auto"/>
+              <w:jc w:val="center"/>
+            </w:pPr>
+            <w:r>
+              <w:rPr>
+                <w:rFonts w:ascii="Times New Roman" w:hAnsi="Times New Roman" w:eastAsia="宋体"/>
+                <w:b w:val="0"/>
+                <w:i w:val="0"/>
+                <w:sz w:val="18"/>
+              </w:rPr>
+              <w:t>69.6%</w:t>
+            </w:r>
+          </w:p>
+        </w:tc>
+        <w:tc>
+          <w:tcPr>
+            <w:tcW w:type="dxa" w:w="972"/>
+            <w:vAlign w:val="center"/>
+          </w:tcPr>
+          <w:p>
+            <w:pPr>
+              <w:spacing w:before="20" w:after="20" w:line="240" w:lineRule="auto"/>
+              <w:jc w:val="center"/>
+            </w:pPr>
+            <w:r>
+              <w:rPr>
+                <w:rFonts w:ascii="Times New Roman" w:hAnsi="Times New Roman" w:eastAsia="宋体"/>
+                <w:b w:val="0"/>
+                <w:i w:val="0"/>
+                <w:sz w:val="18"/>
+              </w:rPr>
+              <w:t>-386.0</w:t>
+            </w:r>
+          </w:p>
+        </w:tc>
+      </w:tr>
+    </w:tbl>
+    <w:p>
+      <w:pPr>
+        <w:spacing w:after="0" w:line="240" w:lineRule="auto"/>
+        <w:ind w:firstLine="480"/>
+      </w:pPr>
+      <w:r>
+        <w:rPr>
+          <w:rFonts w:ascii="Times New Roman" w:hAnsi="Times New Roman" w:eastAsia="宋体"/>
+          <w:b w:val="0"/>
+          <w:i w:val="0"/>
+          <w:sz w:val="24"/>
+        </w:rPr>
+        <w:t>与附件基线相比，七种策略均实现成本由正转负、碳排放降为 0、新能源利用率提升至约 69.6%、峰值净购电由强购电转为弱购电或净外送，形成“零购电、强外送”的低碳经济运行点。多目标权衡关系（图 6）表明：时延优先策略迁移比例仅 1.5%、平均时延 5.33 ms，但新能源利用相对较少；新能源优先策略将 48.2% 的任务迁往西部，利用率最高但时延升至 24.44 ms、QoS 降至 0.951；削峰优先与负载均衡策略的峰值净购电最优（约 -378/-386 MW）。</w:t>
+      </w:r>
+    </w:p>
+    <w:p>
+      <w:pPr>
+        <w:spacing w:before="120"/>
+        <w:jc w:val="center"/>
+      </w:pPr>
+      <w:r>
+        <w:drawing>
+          <wp:inline xmlns:a="http://schemas.openxmlformats.org/drawingml/2006/main" xmlns:pic="http://schemas.openxmlformats.org/drawingml/2006/picture">
+            <wp:extent cx="4500000" cy="3471429"/>
+            <wp:docPr id="6" name="Picture 6" descr="问题四多目标权衡散点图" title="问题四多目标权衡散点图"/>
+            <wp:cNvGraphicFramePr>
+              <a:graphicFrameLocks noChangeAspect="1"/>
+            </wp:cNvGraphicFramePr>
+            <a:graphic>
+              <a:graphicData uri="http://schemas.openxmlformats.org/drawingml/2006/picture">
+                <pic:pic>
+                  <pic:nvPicPr>
+                    <pic:cNvPr id="0" name="pareto_scatter.png"/>
+                    <pic:cNvPicPr/>
+                  </pic:nvPicPr>
+                  <pic:blipFill>
+                    <a:blip r:embed="rId14"/>
+                    <a:stretch>
+                      <a:fillRect/>
+                    </a:stretch>
+                  </pic:blipFill>
+                  <pic:spPr>
+                    <a:xfrm>
+                      <a:off x="0" y="0"/>
+                      <a:ext cx="4500000" cy="3471429"/>
+                    </a:xfrm>
+                    <a:prstGeom prst="rect"/>
+                  </pic:spPr>
+                </pic:pic>
+              </a:graphicData>
+            </a:graphic>
+          </wp:inline>
+        </w:drawing>
+      </w:r>
+    </w:p>
+    <w:p>
+      <w:pPr>
+        <w:spacing w:after="200"/>
+        <w:jc w:val="center"/>
+      </w:pPr>
+      <w:r>
+        <w:rPr>
+          <w:rFonts w:ascii="Times New Roman" w:hAnsi="Times New Roman" w:eastAsia="黑体"/>
+          <w:b/>
+          <w:i w:val="0"/>
+          <w:sz w:val="21"/>
+        </w:rPr>
+        <w:t>图 6  问题四多目标权衡散点图</w:t>
+      </w:r>
+    </w:p>
+    <w:p>
+      <w:pPr>
+        <w:pStyle w:val="Heading3"/>
+      </w:pPr>
+      <w:r>
+        <w:t>5.4.3 碳约束场景</w:t>
+      </w:r>
+    </w:p>
+    <w:p>
+      <w:pPr>
+        <w:spacing w:before="160" w:after="60"/>
+        <w:jc w:val="center"/>
+      </w:pPr>
+      <w:r>
+        <w:rPr>
+          <w:rFonts w:ascii="Times New Roman" w:hAnsi="Times New Roman" w:eastAsia="黑体"/>
+          <w:b/>
+          <w:i w:val="0"/>
+          <w:sz w:val="21"/>
+        </w:rPr>
+        <w:t>表 9  全局碳约束场景（复用 balanced 调度，仅重解能源层）</w:t>
+      </w:r>
+    </w:p>
+    <w:tbl>
+      <w:tblPr>
+        <w:tblW w:type="dxa" w:w="9072"/>
+        <w:jc w:val="center"/>
+        <w:tblBorders>
+          <w:top w:val="single" w:sz="12" w:space="0" w:color="000000"/>
+          <w:left w:val="none" w:sz="0" w:space="0" w:color="000000"/>
+          <w:bottom w:val="single" w:sz="12" w:space="0" w:color="000000"/>
+          <w:right w:val="none" w:sz="0" w:space="0" w:color="000000"/>
+          <w:insideH w:val="none" w:sz="0" w:space="0" w:color="000000"/>
+          <w:insideV w:val="none" w:sz="0" w:space="0" w:color="000000"/>
+        </w:tblBorders>
+        <w:tblLayout w:type="fixed"/>
+        <w:tblLook w:firstColumn="1" w:firstRow="1" w:lastColumn="0" w:lastRow="0" w:noHBand="0" w:noVBand="1" w:val="04A0"/>
+        <w:tblInd w:w="120" w:type="dxa"/>
+        <w:tblCellMar>
+          <w:top w:w="40" w:type="dxa"/>
+          <w:start w:w="80" w:type="dxa"/>
+          <w:bottom w:w="40" w:type="dxa"/>
+          <w:end w:w="80" w:type="dxa"/>
+        </w:tblCellMar>
+      </w:tblPr>
+      <w:tblGrid>
+        <w:gridCol w:w="1900"/>
+        <w:gridCol w:w="1700"/>
+        <w:gridCol w:w="2100"/>
+        <w:gridCol w:w="1700"/>
+        <w:gridCol w:w="1672"/>
+      </w:tblGrid>
+      <w:tr>
+        <w:trPr>
+          <w:tblHeader/>
+        </w:trPr>
+        <w:tc>
+          <w:tcPr>
+            <w:tcW w:type="dxa" w:w="1900"/>
+            <w:vAlign w:val="center"/>
+            <w:tcBorders>
+              <w:bottom w:val="single" w:sz="6" w:space="0" w:color="000000"/>
+            </w:tcBorders>
+          </w:tcPr>
+          <w:p>
+            <w:pPr>
+              <w:spacing w:before="20" w:after="20" w:line="240" w:lineRule="auto"/>
+              <w:jc w:val="center"/>
+            </w:pPr>
+            <w:r>
+              <w:rPr>
+                <w:rFonts w:ascii="Times New Roman" w:hAnsi="Times New Roman" w:eastAsia="宋体"/>
+                <w:b/>
+                <w:i w:val="0"/>
+                <w:sz w:val="18"/>
+              </w:rPr>
+              <w:t>碳上限（tCO₂）</w:t>
+            </w:r>
+          </w:p>
+        </w:tc>
+        <w:tc>
+          <w:tcPr>
+            <w:tcW w:type="dxa" w:w="1700"/>
+            <w:vAlign w:val="center"/>
+            <w:tcBorders>
+              <w:bottom w:val="single" w:sz="6" w:space="0" w:color="000000"/>
+            </w:tcBorders>
+          </w:tcPr>
+          <w:p>
+            <w:pPr>
+              <w:spacing w:before="20" w:after="20" w:line="240" w:lineRule="auto"/>
+              <w:jc w:val="center"/>
+            </w:pPr>
+            <w:r>
+              <w:rPr>
+                <w:rFonts w:ascii="Times New Roman" w:hAnsi="Times New Roman" w:eastAsia="宋体"/>
+                <w:b/>
+                <w:i w:val="0"/>
+                <w:sz w:val="18"/>
+              </w:rPr>
+              <w:t>实际碳排（tCO₂）</w:t>
+            </w:r>
+          </w:p>
+        </w:tc>
+        <w:tc>
+          <w:tcPr>
+            <w:tcW w:type="dxa" w:w="2100"/>
+            <w:vAlign w:val="center"/>
+            <w:tcBorders>
+              <w:bottom w:val="single" w:sz="6" w:space="0" w:color="000000"/>
+            </w:tcBorders>
+          </w:tcPr>
+          <w:p>
+            <w:pPr>
+              <w:spacing w:before="20" w:after="20" w:line="240" w:lineRule="auto"/>
+              <w:jc w:val="center"/>
+            </w:pPr>
+            <w:r>
+              <w:rPr>
+                <w:rFonts w:ascii="Times New Roman" w:hAnsi="Times New Roman" w:eastAsia="宋体"/>
+                <w:b/>
+                <w:i w:val="0"/>
+                <w:sz w:val="18"/>
+              </w:rPr>
+              <w:t>净运行成本（万元）</w:t>
+            </w:r>
+          </w:p>
+        </w:tc>
+        <w:tc>
+          <w:tcPr>
+            <w:tcW w:type="dxa" w:w="1700"/>
+            <w:vAlign w:val="center"/>
+            <w:tcBorders>
+              <w:bottom w:val="single" w:sz="6" w:space="0" w:color="000000"/>
+            </w:tcBorders>
+          </w:tcPr>
+          <w:p>
+            <w:pPr>
+              <w:spacing w:before="20" w:after="20" w:line="240" w:lineRule="auto"/>
+              <w:jc w:val="center"/>
+            </w:pPr>
+            <w:r>
+              <w:rPr>
+                <w:rFonts w:ascii="Times New Roman" w:hAnsi="Times New Roman" w:eastAsia="宋体"/>
+                <w:b/>
+                <w:i w:val="0"/>
+                <w:sz w:val="18"/>
+              </w:rPr>
+              <w:t>新能源利用率</w:t>
+            </w:r>
+          </w:p>
+        </w:tc>
+        <w:tc>
+          <w:tcPr>
+            <w:tcW w:type="dxa" w:w="1672"/>
+            <w:vAlign w:val="center"/>
+            <w:tcBorders>
+              <w:bottom w:val="single" w:sz="6" w:space="0" w:color="000000"/>
+            </w:tcBorders>
+          </w:tcPr>
+          <w:p>
+            <w:pPr>
+              <w:spacing w:before="20" w:after="20" w:line="240" w:lineRule="auto"/>
+              <w:jc w:val="center"/>
+            </w:pPr>
+            <w:r>
+              <w:rPr>
+                <w:rFonts w:ascii="Times New Roman" w:hAnsi="Times New Roman" w:eastAsia="宋体"/>
+                <w:b/>
+                <w:i w:val="0"/>
+                <w:sz w:val="18"/>
+              </w:rPr>
+              <w:t>峰值净购电（MW）</w:t>
+            </w:r>
+          </w:p>
+        </w:tc>
+      </w:tr>
+      <w:tr>
+        <w:tc>
+          <w:tcPr>
+            <w:tcW w:type="dxa" w:w="1900"/>
+            <w:vAlign w:val="center"/>
+          </w:tcPr>
+          <w:p>
+            <w:pPr>
+              <w:spacing w:before="20" w:after="20" w:line="240" w:lineRule="auto"/>
+              <w:jc w:val="left"/>
+            </w:pPr>
+            <w:r>
+              <w:rPr>
+                <w:rFonts w:ascii="Times New Roman" w:hAnsi="Times New Roman" w:eastAsia="宋体"/>
+                <w:b w:val="0"/>
+                <w:i w:val="0"/>
+                <w:sz w:val="18"/>
+              </w:rPr>
+              <w:t>0</w:t>
+            </w:r>
+          </w:p>
+        </w:tc>
+        <w:tc>
+          <w:tcPr>
+            <w:tcW w:type="dxa" w:w="1700"/>
+            <w:vAlign w:val="center"/>
+          </w:tcPr>
+          <w:p>
+            <w:pPr>
+              <w:spacing w:before="20" w:after="20" w:line="240" w:lineRule="auto"/>
+              <w:jc w:val="center"/>
+            </w:pPr>
+            <w:r>
+              <w:rPr>
+                <w:rFonts w:ascii="Times New Roman" w:hAnsi="Times New Roman" w:eastAsia="宋体"/>
+                <w:b w:val="0"/>
+                <w:i w:val="0"/>
+                <w:sz w:val="18"/>
+              </w:rPr>
+              <w:t>0</w:t>
+            </w:r>
+          </w:p>
+        </w:tc>
+        <w:tc>
+          <w:tcPr>
+            <w:tcW w:type="dxa" w:w="2100"/>
+            <w:vAlign w:val="center"/>
+          </w:tcPr>
+          <w:p>
+            <w:pPr>
+              <w:spacing w:before="20" w:after="20" w:line="240" w:lineRule="auto"/>
+              <w:jc w:val="center"/>
+            </w:pPr>
+            <w:r>
+              <w:rPr>
+                <w:rFonts w:ascii="Times New Roman" w:hAnsi="Times New Roman" w:eastAsia="宋体"/>
+                <w:b w:val="0"/>
+                <w:i w:val="0"/>
+                <w:sz w:val="18"/>
+              </w:rPr>
+              <w:t>-45 905.6</w:t>
+            </w:r>
+          </w:p>
+        </w:tc>
+        <w:tc>
+          <w:tcPr>
+            <w:tcW w:type="dxa" w:w="1700"/>
+            <w:vAlign w:val="center"/>
+          </w:tcPr>
+          <w:p>
+            <w:pPr>
+              <w:spacing w:before="20" w:after="20" w:line="240" w:lineRule="auto"/>
+              <w:jc w:val="center"/>
+            </w:pPr>
+            <w:r>
+              <w:rPr>
+                <w:rFonts w:ascii="Times New Roman" w:hAnsi="Times New Roman" w:eastAsia="宋体"/>
+                <w:b w:val="0"/>
+                <w:i w:val="0"/>
+                <w:sz w:val="18"/>
+              </w:rPr>
+              <w:t>69.6%</w:t>
+            </w:r>
+          </w:p>
+        </w:tc>
+        <w:tc>
+          <w:tcPr>
+            <w:tcW w:type="dxa" w:w="1672"/>
+            <w:vAlign w:val="center"/>
+          </w:tcPr>
+          <w:p>
+            <w:pPr>
+              <w:spacing w:before="20" w:after="20" w:line="240" w:lineRule="auto"/>
+              <w:jc w:val="center"/>
+            </w:pPr>
+            <w:r>
+              <w:rPr>
+                <w:rFonts w:ascii="Times New Roman" w:hAnsi="Times New Roman" w:eastAsia="宋体"/>
+                <w:b w:val="0"/>
+                <w:i w:val="0"/>
+                <w:sz w:val="18"/>
+              </w:rPr>
+              <w:t>-372.5</w:t>
+            </w:r>
+          </w:p>
+        </w:tc>
+      </w:tr>
+      <w:tr>
+        <w:tc>
+          <w:tcPr>
+            <w:tcW w:type="dxa" w:w="1900"/>
+            <w:vAlign w:val="center"/>
+          </w:tcPr>
+          <w:p>
+            <w:pPr>
+              <w:spacing w:before="20" w:after="20" w:line="240" w:lineRule="auto"/>
+              <w:jc w:val="left"/>
+            </w:pPr>
+            <w:r>
+              <w:rPr>
+                <w:rFonts w:ascii="Times New Roman" w:hAnsi="Times New Roman" w:eastAsia="宋体"/>
+                <w:b w:val="0"/>
+                <w:i w:val="0"/>
+                <w:sz w:val="18"/>
+              </w:rPr>
+              <w:t>200</w:t>
+            </w:r>
+          </w:p>
+        </w:tc>
+        <w:tc>
+          <w:tcPr>
+            <w:tcW w:type="dxa" w:w="1700"/>
+            <w:vAlign w:val="center"/>
+          </w:tcPr>
+          <w:p>
+            <w:pPr>
+              <w:spacing w:before="20" w:after="20" w:line="240" w:lineRule="auto"/>
+              <w:jc w:val="center"/>
+            </w:pPr>
+            <w:r>
+              <w:rPr>
+                <w:rFonts w:ascii="Times New Roman" w:hAnsi="Times New Roman" w:eastAsia="宋体"/>
+                <w:b w:val="0"/>
+                <w:i w:val="0"/>
+                <w:sz w:val="18"/>
+              </w:rPr>
+              <w:t>0</w:t>
+            </w:r>
+          </w:p>
+        </w:tc>
+        <w:tc>
+          <w:tcPr>
+            <w:tcW w:type="dxa" w:w="2100"/>
+            <w:vAlign w:val="center"/>
+          </w:tcPr>
+          <w:p>
+            <w:pPr>
+              <w:spacing w:before="20" w:after="20" w:line="240" w:lineRule="auto"/>
+              <w:jc w:val="center"/>
+            </w:pPr>
+            <w:r>
+              <w:rPr>
+                <w:rFonts w:ascii="Times New Roman" w:hAnsi="Times New Roman" w:eastAsia="宋体"/>
+                <w:b w:val="0"/>
+                <w:i w:val="0"/>
+                <w:sz w:val="18"/>
+              </w:rPr>
+              <w:t>-45 905.6</w:t>
+            </w:r>
+          </w:p>
+        </w:tc>
+        <w:tc>
+          <w:tcPr>
+            <w:tcW w:type="dxa" w:w="1700"/>
+            <w:vAlign w:val="center"/>
+          </w:tcPr>
+          <w:p>
+            <w:pPr>
+              <w:spacing w:before="20" w:after="20" w:line="240" w:lineRule="auto"/>
+              <w:jc w:val="center"/>
+            </w:pPr>
+            <w:r>
+              <w:rPr>
+                <w:rFonts w:ascii="Times New Roman" w:hAnsi="Times New Roman" w:eastAsia="宋体"/>
+                <w:b w:val="0"/>
+                <w:i w:val="0"/>
+                <w:sz w:val="18"/>
+              </w:rPr>
+              <w:t>69.6%</w:t>
+            </w:r>
+          </w:p>
+        </w:tc>
+        <w:tc>
+          <w:tcPr>
+            <w:tcW w:type="dxa" w:w="1672"/>
+            <w:vAlign w:val="center"/>
+          </w:tcPr>
+          <w:p>
+            <w:pPr>
+              <w:spacing w:before="20" w:after="20" w:line="240" w:lineRule="auto"/>
+              <w:jc w:val="center"/>
+            </w:pPr>
+            <w:r>
+              <w:rPr>
+                <w:rFonts w:ascii="Times New Roman" w:hAnsi="Times New Roman" w:eastAsia="宋体"/>
+                <w:b w:val="0"/>
+                <w:i w:val="0"/>
+                <w:sz w:val="18"/>
+              </w:rPr>
+              <w:t>-372.5</w:t>
+            </w:r>
+          </w:p>
+        </w:tc>
+      </w:tr>
+      <w:tr>
+        <w:tc>
+          <w:tcPr>
+            <w:tcW w:type="dxa" w:w="1900"/>
+            <w:vAlign w:val="center"/>
+          </w:tcPr>
+          <w:p>
+            <w:pPr>
+              <w:spacing w:before="20" w:after="20" w:line="240" w:lineRule="auto"/>
+              <w:jc w:val="left"/>
+            </w:pPr>
+            <w:r>
+              <w:rPr>
+                <w:rFonts w:ascii="Times New Roman" w:hAnsi="Times New Roman" w:eastAsia="宋体"/>
+                <w:b w:val="0"/>
+                <w:i w:val="0"/>
+                <w:sz w:val="18"/>
+              </w:rPr>
+              <w:t>1 000</w:t>
+            </w:r>
+          </w:p>
+        </w:tc>
+        <w:tc>
+          <w:tcPr>
+            <w:tcW w:type="dxa" w:w="1700"/>
+            <w:vAlign w:val="center"/>
+          </w:tcPr>
+          <w:p>
+            <w:pPr>
+              <w:spacing w:before="20" w:after="20" w:line="240" w:lineRule="auto"/>
+              <w:jc w:val="center"/>
+            </w:pPr>
+            <w:r>
+              <w:rPr>
+                <w:rFonts w:ascii="Times New Roman" w:hAnsi="Times New Roman" w:eastAsia="宋体"/>
+                <w:b w:val="0"/>
+                <w:i w:val="0"/>
+                <w:sz w:val="18"/>
+              </w:rPr>
+              <w:t>0</w:t>
+            </w:r>
+          </w:p>
+        </w:tc>
+        <w:tc>
+          <w:tcPr>
+            <w:tcW w:type="dxa" w:w="2100"/>
+            <w:vAlign w:val="center"/>
+          </w:tcPr>
+          <w:p>
+            <w:pPr>
+              <w:spacing w:before="20" w:after="20" w:line="240" w:lineRule="auto"/>
+              <w:jc w:val="center"/>
+            </w:pPr>
+            <w:r>
+              <w:rPr>
+                <w:rFonts w:ascii="Times New Roman" w:hAnsi="Times New Roman" w:eastAsia="宋体"/>
+                <w:b w:val="0"/>
+                <w:i w:val="0"/>
+                <w:sz w:val="18"/>
+              </w:rPr>
+              <w:t>-45 904.8</w:t>
+            </w:r>
+          </w:p>
+        </w:tc>
+        <w:tc>
+          <w:tcPr>
+            <w:tcW w:type="dxa" w:w="1700"/>
+            <w:vAlign w:val="center"/>
+          </w:tcPr>
+          <w:p>
+            <w:pPr>
+              <w:spacing w:before="20" w:after="20" w:line="240" w:lineRule="auto"/>
+              <w:jc w:val="center"/>
+            </w:pPr>
+            <w:r>
+              <w:rPr>
+                <w:rFonts w:ascii="Times New Roman" w:hAnsi="Times New Roman" w:eastAsia="宋体"/>
+                <w:b w:val="0"/>
+                <w:i w:val="0"/>
+                <w:sz w:val="18"/>
+              </w:rPr>
+              <w:t>69.6%</w:t>
+            </w:r>
+          </w:p>
+        </w:tc>
+        <w:tc>
+          <w:tcPr>
+            <w:tcW w:type="dxa" w:w="1672"/>
+            <w:vAlign w:val="center"/>
+          </w:tcPr>
+          <w:p>
+            <w:pPr>
+              <w:spacing w:before="20" w:after="20" w:line="240" w:lineRule="auto"/>
+              <w:jc w:val="center"/>
+            </w:pPr>
+            <w:r>
+              <w:rPr>
+                <w:rFonts w:ascii="Times New Roman" w:hAnsi="Times New Roman" w:eastAsia="宋体"/>
+                <w:b w:val="0"/>
+                <w:i w:val="0"/>
+                <w:sz w:val="18"/>
+              </w:rPr>
+              <w:t>-372.5</w:t>
+            </w:r>
+          </w:p>
+        </w:tc>
+      </w:tr>
+      <w:tr>
+        <w:tc>
+          <w:tcPr>
+            <w:tcW w:type="dxa" w:w="1900"/>
+            <w:vAlign w:val="center"/>
+          </w:tcPr>
+          <w:p>
+            <w:pPr>
+              <w:spacing w:before="20" w:after="20" w:line="240" w:lineRule="auto"/>
+              <w:jc w:val="left"/>
+            </w:pPr>
+            <w:r>
+              <w:rPr>
+                <w:rFonts w:ascii="Times New Roman" w:hAnsi="Times New Roman" w:eastAsia="宋体"/>
+                <w:b w:val="0"/>
+                <w:i w:val="0"/>
+                <w:sz w:val="18"/>
+              </w:rPr>
+              <w:t>5 000</w:t>
+            </w:r>
+          </w:p>
+        </w:tc>
+        <w:tc>
+          <w:tcPr>
+            <w:tcW w:type="dxa" w:w="1700"/>
+            <w:vAlign w:val="center"/>
+          </w:tcPr>
+          <w:p>
+            <w:pPr>
+              <w:spacing w:before="20" w:after="20" w:line="240" w:lineRule="auto"/>
+              <w:jc w:val="center"/>
+            </w:pPr>
+            <w:r>
+              <w:rPr>
+                <w:rFonts w:ascii="Times New Roman" w:hAnsi="Times New Roman" w:eastAsia="宋体"/>
+                <w:b w:val="0"/>
+                <w:i w:val="0"/>
+                <w:sz w:val="18"/>
+              </w:rPr>
+              <w:t>0</w:t>
+            </w:r>
+          </w:p>
+        </w:tc>
+        <w:tc>
+          <w:tcPr>
+            <w:tcW w:type="dxa" w:w="2100"/>
+            <w:vAlign w:val="center"/>
+          </w:tcPr>
+          <w:p>
+            <w:pPr>
+              <w:spacing w:before="20" w:after="20" w:line="240" w:lineRule="auto"/>
+              <w:jc w:val="center"/>
+            </w:pPr>
+            <w:r>
+              <w:rPr>
+                <w:rFonts w:ascii="Times New Roman" w:hAnsi="Times New Roman" w:eastAsia="宋体"/>
+                <w:b w:val="0"/>
+                <w:i w:val="0"/>
+                <w:sz w:val="18"/>
+              </w:rPr>
+              <w:t>-45 905.6</w:t>
+            </w:r>
+          </w:p>
+        </w:tc>
+        <w:tc>
+          <w:tcPr>
+            <w:tcW w:type="dxa" w:w="1700"/>
+            <w:vAlign w:val="center"/>
+          </w:tcPr>
+          <w:p>
+            <w:pPr>
+              <w:spacing w:before="20" w:after="20" w:line="240" w:lineRule="auto"/>
+              <w:jc w:val="center"/>
+            </w:pPr>
+            <w:r>
+              <w:rPr>
+                <w:rFonts w:ascii="Times New Roman" w:hAnsi="Times New Roman" w:eastAsia="宋体"/>
+                <w:b w:val="0"/>
+                <w:i w:val="0"/>
+                <w:sz w:val="18"/>
+              </w:rPr>
+              <w:t>69.6%</w:t>
+            </w:r>
+          </w:p>
+        </w:tc>
+        <w:tc>
+          <w:tcPr>
+            <w:tcW w:type="dxa" w:w="1672"/>
+            <w:vAlign w:val="center"/>
+          </w:tcPr>
+          <w:p>
+            <w:pPr>
+              <w:spacing w:before="20" w:after="20" w:line="240" w:lineRule="auto"/>
+              <w:jc w:val="center"/>
+            </w:pPr>
+            <w:r>
+              <w:rPr>
+                <w:rFonts w:ascii="Times New Roman" w:hAnsi="Times New Roman" w:eastAsia="宋体"/>
+                <w:b w:val="0"/>
+                <w:i w:val="0"/>
+                <w:sz w:val="18"/>
+              </w:rPr>
+              <w:t>-372.5</w:t>
+            </w:r>
+          </w:p>
+        </w:tc>
+      </w:tr>
+    </w:tbl>
+    <w:p>
+      <w:pPr>
+        <w:spacing w:after="0" w:line="240" w:lineRule="auto"/>
+        <w:ind w:firstLine="480"/>
+      </w:pPr>
+      <w:r>
+        <w:rPr>
+          <w:rFonts w:ascii="Times New Roman" w:hAnsi="Times New Roman" w:eastAsia="宋体"/>
+          <w:b w:val="0"/>
+          <w:i w:val="0"/>
+          <w:sz w:val="24"/>
+        </w:rPr>
+        <w:t>在附件数据条件下，碳约束均为非紧约束：协同优化后购电归零、碳排放天然为 0，任何不高于 5 000 tCO₂ 的碳预算都不改变能源层最优解。这说明“低碳”是该数据场景下协同优化的自然结果而非约束压力，碳约束机制需在购电无法归零的场景下检验。</w:t>
+      </w:r>
+    </w:p>
+    <w:p>
+      <w:pPr>
+        <w:spacing w:before="120"/>
+        <w:jc w:val="center"/>
+      </w:pPr>
+      <w:r>
+        <w:drawing>
+          <wp:inline xmlns:a="http://schemas.openxmlformats.org/drawingml/2006/main" xmlns:pic="http://schemas.openxmlformats.org/drawingml/2006/picture">
+            <wp:extent cx="4500000" cy="1453846"/>
+            <wp:docPr id="7" name="Picture 7" descr="碳约束场景曲线" title="碳约束场景曲线"/>
+            <wp:cNvGraphicFramePr>
+              <a:graphicFrameLocks noChangeAspect="1"/>
+            </wp:cNvGraphicFramePr>
+            <a:graphic>
+              <a:graphicData uri="http://schemas.openxmlformats.org/drawingml/2006/picture">
+                <pic:pic>
+                  <pic:nvPicPr>
+                    <pic:cNvPr id="0" name="carbon_caps.png"/>
+                    <pic:cNvPicPr/>
+                  </pic:nvPicPr>
+                  <pic:blipFill>
+                    <a:blip r:embed="rId15"/>
+                    <a:stretch>
+                      <a:fillRect/>
+                    </a:stretch>
+                  </pic:blipFill>
+                  <pic:spPr>
+                    <a:xfrm>
+                      <a:off x="0" y="0"/>
+                      <a:ext cx="4500000" cy="1453846"/>
+                    </a:xfrm>
+                    <a:prstGeom prst="rect"/>
+                  </pic:spPr>
+                </pic:pic>
+              </a:graphicData>
+            </a:graphic>
+          </wp:inline>
+        </w:drawing>
+      </w:r>
+    </w:p>
+    <w:p>
+      <w:pPr>
+        <w:spacing w:after="200"/>
+        <w:jc w:val="center"/>
+      </w:pPr>
+      <w:r>
+        <w:rPr>
+          <w:rFonts w:ascii="Times New Roman" w:hAnsi="Times New Roman" w:eastAsia="黑体"/>
+          <w:b/>
+          <w:i w:val="0"/>
+          <w:sz w:val="21"/>
+        </w:rPr>
+        <w:t>图 7  碳约束场景曲线</w:t>
+      </w:r>
+    </w:p>
+    <w:p>
+      <w:pPr>
+        <w:pStyle w:val="Heading3"/>
+      </w:pPr>
+      <w:r>
+        <w:t>5.4.4 电价机制场景</w:t>
+      </w:r>
+    </w:p>
+    <w:p>
+      <w:pPr>
+        <w:spacing w:before="160" w:after="60"/>
+        <w:jc w:val="center"/>
+      </w:pPr>
+      <w:r>
+        <w:rPr>
+          <w:rFonts w:ascii="Times New Roman" w:hAnsi="Times New Roman" w:eastAsia="黑体"/>
+          <w:b/>
+          <w:i w:val="0"/>
+          <w:sz w:val="21"/>
+        </w:rPr>
+        <w:t>表 10  电价机制场景对比</w:t>
+      </w:r>
+    </w:p>
+    <w:tbl>
+      <w:tblPr>
+        <w:tblW w:type="dxa" w:w="9072"/>
+        <w:jc w:val="center"/>
+        <w:tblBorders>
+          <w:top w:val="single" w:sz="12" w:space="0" w:color="000000"/>
+          <w:left w:val="none" w:sz="0" w:space="0" w:color="000000"/>
+          <w:bottom w:val="single" w:sz="12" w:space="0" w:color="000000"/>
+          <w:right w:val="none" w:sz="0" w:space="0" w:color="000000"/>
+          <w:insideH w:val="none" w:sz="0" w:space="0" w:color="000000"/>
+          <w:insideV w:val="none" w:sz="0" w:space="0" w:color="000000"/>
+        </w:tblBorders>
+        <w:tblLayout w:type="fixed"/>
+        <w:tblLook w:firstColumn="1" w:firstRow="1" w:lastColumn="0" w:lastRow="0" w:noHBand="0" w:noVBand="1" w:val="04A0"/>
+        <w:tblInd w:w="120" w:type="dxa"/>
+        <w:tblCellMar>
+          <w:top w:w="40" w:type="dxa"/>
+          <w:start w:w="80" w:type="dxa"/>
+          <w:bottom w:w="40" w:type="dxa"/>
+          <w:end w:w="80" w:type="dxa"/>
+        </w:tblCellMar>
+      </w:tblPr>
+      <w:tblGrid>
+        <w:gridCol w:w="2500"/>
+        <w:gridCol w:w="2000"/>
+        <w:gridCol w:w="1600"/>
+        <w:gridCol w:w="1500"/>
+        <w:gridCol w:w="1472"/>
+      </w:tblGrid>
+      <w:tr>
+        <w:trPr>
+          <w:tblHeader/>
+        </w:trPr>
+        <w:tc>
+          <w:tcPr>
+            <w:tcW w:type="dxa" w:w="2500"/>
+            <w:vAlign w:val="center"/>
+            <w:tcBorders>
+              <w:bottom w:val="single" w:sz="6" w:space="0" w:color="000000"/>
+            </w:tcBorders>
+          </w:tcPr>
+          <w:p>
+            <w:pPr>
+              <w:spacing w:before="20" w:after="20" w:line="240" w:lineRule="auto"/>
+              <w:jc w:val="center"/>
+            </w:pPr>
+            <w:r>
+              <w:rPr>
+                <w:rFonts w:ascii="Times New Roman" w:hAnsi="Times New Roman" w:eastAsia="宋体"/>
+                <w:b/>
+                <w:i w:val="0"/>
+                <w:sz w:val="18"/>
+              </w:rPr>
+              <w:t>机制</w:t>
+            </w:r>
+          </w:p>
+        </w:tc>
+        <w:tc>
+          <w:tcPr>
+            <w:tcW w:type="dxa" w:w="2000"/>
+            <w:vAlign w:val="center"/>
+            <w:tcBorders>
+              <w:bottom w:val="single" w:sz="6" w:space="0" w:color="000000"/>
+            </w:tcBorders>
+          </w:tcPr>
+          <w:p>
+            <w:pPr>
+              <w:spacing w:before="20" w:after="20" w:line="240" w:lineRule="auto"/>
+              <w:jc w:val="center"/>
+            </w:pPr>
+            <w:r>
+              <w:rPr>
+                <w:rFonts w:ascii="Times New Roman" w:hAnsi="Times New Roman" w:eastAsia="宋体"/>
+                <w:b/>
+                <w:i w:val="0"/>
+                <w:sz w:val="18"/>
+              </w:rPr>
+              <w:t>净运行成本（万元）</w:t>
+            </w:r>
+          </w:p>
+        </w:tc>
+        <w:tc>
+          <w:tcPr>
+            <w:tcW w:type="dxa" w:w="1600"/>
+            <w:vAlign w:val="center"/>
+            <w:tcBorders>
+              <w:bottom w:val="single" w:sz="6" w:space="0" w:color="000000"/>
+            </w:tcBorders>
+          </w:tcPr>
+          <w:p>
+            <w:pPr>
+              <w:spacing w:before="20" w:after="20" w:line="240" w:lineRule="auto"/>
+              <w:jc w:val="center"/>
+            </w:pPr>
+            <w:r>
+              <w:rPr>
+                <w:rFonts w:ascii="Times New Roman" w:hAnsi="Times New Roman" w:eastAsia="宋体"/>
+                <w:b/>
+                <w:i w:val="0"/>
+                <w:sz w:val="18"/>
+              </w:rPr>
+              <w:t>碳排放（tCO₂）</w:t>
+            </w:r>
+          </w:p>
+        </w:tc>
+        <w:tc>
+          <w:tcPr>
+            <w:tcW w:type="dxa" w:w="1500"/>
+            <w:vAlign w:val="center"/>
+            <w:tcBorders>
+              <w:bottom w:val="single" w:sz="6" w:space="0" w:color="000000"/>
+            </w:tcBorders>
+          </w:tcPr>
+          <w:p>
+            <w:pPr>
+              <w:spacing w:before="20" w:after="20" w:line="240" w:lineRule="auto"/>
+              <w:jc w:val="center"/>
+            </w:pPr>
+            <w:r>
+              <w:rPr>
+                <w:rFonts w:ascii="Times New Roman" w:hAnsi="Times New Roman" w:eastAsia="宋体"/>
+                <w:b/>
+                <w:i w:val="0"/>
+                <w:sz w:val="18"/>
+              </w:rPr>
+              <w:t>新能源利用率</w:t>
+            </w:r>
+          </w:p>
+        </w:tc>
+        <w:tc>
+          <w:tcPr>
+            <w:tcW w:type="dxa" w:w="1472"/>
+            <w:vAlign w:val="center"/>
+            <w:tcBorders>
+              <w:bottom w:val="single" w:sz="6" w:space="0" w:color="000000"/>
+            </w:tcBorders>
+          </w:tcPr>
+          <w:p>
+            <w:pPr>
+              <w:spacing w:before="20" w:after="20" w:line="240" w:lineRule="auto"/>
+              <w:jc w:val="center"/>
+            </w:pPr>
+            <w:r>
+              <w:rPr>
+                <w:rFonts w:ascii="Times New Roman" w:hAnsi="Times New Roman" w:eastAsia="宋体"/>
+                <w:b/>
+                <w:i w:val="0"/>
+                <w:sz w:val="18"/>
+              </w:rPr>
+              <w:t>峰值净购电（MW）</w:t>
+            </w:r>
+          </w:p>
+        </w:tc>
+      </w:tr>
+      <w:tr>
+        <w:tc>
+          <w:tcPr>
+            <w:tcW w:type="dxa" w:w="2500"/>
+            <w:vAlign w:val="center"/>
+          </w:tcPr>
+          <w:p>
+            <w:pPr>
+              <w:spacing w:before="20" w:after="20" w:line="240" w:lineRule="auto"/>
+              <w:jc w:val="left"/>
+            </w:pPr>
+            <w:r>
+              <w:rPr>
+                <w:rFonts w:ascii="Times New Roman" w:hAnsi="Times New Roman" w:eastAsia="宋体"/>
+                <w:b w:val="0"/>
+                <w:i w:val="0"/>
+                <w:sz w:val="18"/>
+              </w:rPr>
+              <w:t>实时电价（基准）</w:t>
+            </w:r>
+          </w:p>
+        </w:tc>
+        <w:tc>
+          <w:tcPr>
+            <w:tcW w:type="dxa" w:w="2000"/>
+            <w:vAlign w:val="center"/>
+          </w:tcPr>
+          <w:p>
+            <w:pPr>
+              <w:spacing w:before="20" w:after="20" w:line="240" w:lineRule="auto"/>
+              <w:jc w:val="center"/>
+            </w:pPr>
+            <w:r>
+              <w:rPr>
+                <w:rFonts w:ascii="Times New Roman" w:hAnsi="Times New Roman" w:eastAsia="宋体"/>
+                <w:b w:val="0"/>
+                <w:i w:val="0"/>
+                <w:sz w:val="18"/>
+              </w:rPr>
+              <w:t>-45 905.6</w:t>
+            </w:r>
+          </w:p>
+        </w:tc>
+        <w:tc>
+          <w:tcPr>
+            <w:tcW w:type="dxa" w:w="1600"/>
+            <w:vAlign w:val="center"/>
+          </w:tcPr>
+          <w:p>
+            <w:pPr>
+              <w:spacing w:before="20" w:after="20" w:line="240" w:lineRule="auto"/>
+              <w:jc w:val="center"/>
+            </w:pPr>
+            <w:r>
+              <w:rPr>
+                <w:rFonts w:ascii="Times New Roman" w:hAnsi="Times New Roman" w:eastAsia="宋体"/>
+                <w:b w:val="0"/>
+                <w:i w:val="0"/>
+                <w:sz w:val="18"/>
+              </w:rPr>
+              <w:t>0</w:t>
+            </w:r>
+          </w:p>
+        </w:tc>
+        <w:tc>
+          <w:tcPr>
+            <w:tcW w:type="dxa" w:w="1500"/>
+            <w:vAlign w:val="center"/>
+          </w:tcPr>
+          <w:p>
+            <w:pPr>
+              <w:spacing w:before="20" w:after="20" w:line="240" w:lineRule="auto"/>
+              <w:jc w:val="center"/>
+            </w:pPr>
+            <w:r>
+              <w:rPr>
+                <w:rFonts w:ascii="Times New Roman" w:hAnsi="Times New Roman" w:eastAsia="宋体"/>
+                <w:b w:val="0"/>
+                <w:i w:val="0"/>
+                <w:sz w:val="18"/>
+              </w:rPr>
+              <w:t>69.6%</w:t>
+            </w:r>
+          </w:p>
+        </w:tc>
+        <w:tc>
+          <w:tcPr>
+            <w:tcW w:type="dxa" w:w="1472"/>
+            <w:vAlign w:val="center"/>
+          </w:tcPr>
+          <w:p>
+            <w:pPr>
+              <w:spacing w:before="20" w:after="20" w:line="240" w:lineRule="auto"/>
+              <w:jc w:val="center"/>
+            </w:pPr>
+            <w:r>
+              <w:rPr>
+                <w:rFonts w:ascii="Times New Roman" w:hAnsi="Times New Roman" w:eastAsia="宋体"/>
+                <w:b w:val="0"/>
+                <w:i w:val="0"/>
+                <w:sz w:val="18"/>
+              </w:rPr>
+              <w:t>-372.5</w:t>
+            </w:r>
+          </w:p>
+        </w:tc>
+      </w:tr>
+      <w:tr>
+        <w:tc>
+          <w:tcPr>
+            <w:tcW w:type="dxa" w:w="2500"/>
+            <w:vAlign w:val="center"/>
+          </w:tcPr>
+          <w:p>
+            <w:pPr>
+              <w:spacing w:before="20" w:after="20" w:line="240" w:lineRule="auto"/>
+              <w:jc w:val="left"/>
+            </w:pPr>
+            <w:r>
+              <w:rPr>
+                <w:rFonts w:ascii="Times New Roman" w:hAnsi="Times New Roman" w:eastAsia="宋体"/>
+                <w:b w:val="0"/>
+                <w:i w:val="0"/>
+                <w:sz w:val="18"/>
+              </w:rPr>
+              <w:t>分时电价 TOU</w:t>
+            </w:r>
+          </w:p>
+        </w:tc>
+        <w:tc>
+          <w:tcPr>
+            <w:tcW w:type="dxa" w:w="2000"/>
+            <w:vAlign w:val="center"/>
+          </w:tcPr>
+          <w:p>
+            <w:pPr>
+              <w:spacing w:before="20" w:after="20" w:line="240" w:lineRule="auto"/>
+              <w:jc w:val="center"/>
+            </w:pPr>
+            <w:r>
+              <w:rPr>
+                <w:rFonts w:ascii="Times New Roman" w:hAnsi="Times New Roman" w:eastAsia="宋体"/>
+                <w:b w:val="0"/>
+                <w:i w:val="0"/>
+                <w:sz w:val="18"/>
+              </w:rPr>
+              <w:t>-45 906.9</w:t>
+            </w:r>
+          </w:p>
+        </w:tc>
+        <w:tc>
+          <w:tcPr>
+            <w:tcW w:type="dxa" w:w="1600"/>
+            <w:vAlign w:val="center"/>
+          </w:tcPr>
+          <w:p>
+            <w:pPr>
+              <w:spacing w:before="20" w:after="20" w:line="240" w:lineRule="auto"/>
+              <w:jc w:val="center"/>
+            </w:pPr>
+            <w:r>
+              <w:rPr>
+                <w:rFonts w:ascii="Times New Roman" w:hAnsi="Times New Roman" w:eastAsia="宋体"/>
+                <w:b w:val="0"/>
+                <w:i w:val="0"/>
+                <w:sz w:val="18"/>
+              </w:rPr>
+              <w:t>0</w:t>
+            </w:r>
+          </w:p>
+        </w:tc>
+        <w:tc>
+          <w:tcPr>
+            <w:tcW w:type="dxa" w:w="1500"/>
+            <w:vAlign w:val="center"/>
+          </w:tcPr>
+          <w:p>
+            <w:pPr>
+              <w:spacing w:before="20" w:after="20" w:line="240" w:lineRule="auto"/>
+              <w:jc w:val="center"/>
+            </w:pPr>
+            <w:r>
+              <w:rPr>
+                <w:rFonts w:ascii="Times New Roman" w:hAnsi="Times New Roman" w:eastAsia="宋体"/>
+                <w:b w:val="0"/>
+                <w:i w:val="0"/>
+                <w:sz w:val="18"/>
+              </w:rPr>
+              <w:t>69.6%</w:t>
+            </w:r>
+          </w:p>
+        </w:tc>
+        <w:tc>
+          <w:tcPr>
+            <w:tcW w:type="dxa" w:w="1472"/>
+            <w:vAlign w:val="center"/>
+          </w:tcPr>
+          <w:p>
+            <w:pPr>
+              <w:spacing w:before="20" w:after="20" w:line="240" w:lineRule="auto"/>
+              <w:jc w:val="center"/>
+            </w:pPr>
+            <w:r>
+              <w:rPr>
+                <w:rFonts w:ascii="Times New Roman" w:hAnsi="Times New Roman" w:eastAsia="宋体"/>
+                <w:b w:val="0"/>
+                <w:i w:val="0"/>
+                <w:sz w:val="18"/>
+              </w:rPr>
+              <w:t>-388.5</w:t>
+            </w:r>
+          </w:p>
+        </w:tc>
+      </w:tr>
+      <w:tr>
+        <w:tc>
+          <w:tcPr>
+            <w:tcW w:type="dxa" w:w="2500"/>
+            <w:vAlign w:val="center"/>
+          </w:tcPr>
+          <w:p>
+            <w:pPr>
+              <w:spacing w:before="20" w:after="20" w:line="240" w:lineRule="auto"/>
+              <w:jc w:val="left"/>
+            </w:pPr>
+            <w:r>
+              <w:rPr>
+                <w:rFonts w:ascii="Times New Roman" w:hAnsi="Times New Roman" w:eastAsia="宋体"/>
+                <w:b w:val="0"/>
+                <w:i w:val="0"/>
+                <w:sz w:val="18"/>
+              </w:rPr>
+              <w:t>固定电价</w:t>
+            </w:r>
+          </w:p>
+        </w:tc>
+        <w:tc>
+          <w:tcPr>
+            <w:tcW w:type="dxa" w:w="2000"/>
+            <w:vAlign w:val="center"/>
+          </w:tcPr>
+          <w:p>
+            <w:pPr>
+              <w:spacing w:before="20" w:after="20" w:line="240" w:lineRule="auto"/>
+              <w:jc w:val="center"/>
+            </w:pPr>
+            <w:r>
+              <w:rPr>
+                <w:rFonts w:ascii="Times New Roman" w:hAnsi="Times New Roman" w:eastAsia="宋体"/>
+                <w:b w:val="0"/>
+                <w:i w:val="0"/>
+                <w:sz w:val="18"/>
+              </w:rPr>
+              <w:t>-45 906.0</w:t>
+            </w:r>
+          </w:p>
+        </w:tc>
+        <w:tc>
+          <w:tcPr>
+            <w:tcW w:type="dxa" w:w="1600"/>
+            <w:vAlign w:val="center"/>
+          </w:tcPr>
+          <w:p>
+            <w:pPr>
+              <w:spacing w:before="20" w:after="20" w:line="240" w:lineRule="auto"/>
+              <w:jc w:val="center"/>
+            </w:pPr>
+            <w:r>
+              <w:rPr>
+                <w:rFonts w:ascii="Times New Roman" w:hAnsi="Times New Roman" w:eastAsia="宋体"/>
+                <w:b w:val="0"/>
+                <w:i w:val="0"/>
+                <w:sz w:val="18"/>
+              </w:rPr>
+              <w:t>13.7</w:t>
+            </w:r>
+          </w:p>
+        </w:tc>
+        <w:tc>
+          <w:tcPr>
+            <w:tcW w:type="dxa" w:w="1500"/>
+            <w:vAlign w:val="center"/>
+          </w:tcPr>
+          <w:p>
+            <w:pPr>
+              <w:spacing w:before="20" w:after="20" w:line="240" w:lineRule="auto"/>
+              <w:jc w:val="center"/>
+            </w:pPr>
+            <w:r>
+              <w:rPr>
+                <w:rFonts w:ascii="Times New Roman" w:hAnsi="Times New Roman" w:eastAsia="宋体"/>
+                <w:b w:val="0"/>
+                <w:i w:val="0"/>
+                <w:sz w:val="18"/>
+              </w:rPr>
+              <w:t>69.6%</w:t>
+            </w:r>
+          </w:p>
+        </w:tc>
+        <w:tc>
+          <w:tcPr>
+            <w:tcW w:type="dxa" w:w="1472"/>
+            <w:vAlign w:val="center"/>
+          </w:tcPr>
+          <w:p>
+            <w:pPr>
+              <w:spacing w:before="20" w:after="20" w:line="240" w:lineRule="auto"/>
+              <w:jc w:val="center"/>
+            </w:pPr>
+            <w:r>
+              <w:rPr>
+                <w:rFonts w:ascii="Times New Roman" w:hAnsi="Times New Roman" w:eastAsia="宋体"/>
+                <w:b w:val="0"/>
+                <w:i w:val="0"/>
+                <w:sz w:val="18"/>
+              </w:rPr>
+              <w:t>-386.9</w:t>
+            </w:r>
+          </w:p>
+        </w:tc>
+      </w:tr>
+      <w:tr>
+        <w:tc>
+          <w:tcPr>
+            <w:tcW w:type="dxa" w:w="2500"/>
+            <w:vAlign w:val="center"/>
+          </w:tcPr>
+          <w:p>
+            <w:pPr>
+              <w:spacing w:before="20" w:after="20" w:line="240" w:lineRule="auto"/>
+              <w:jc w:val="left"/>
+            </w:pPr>
+            <w:r>
+              <w:rPr>
+                <w:rFonts w:ascii="Times New Roman" w:hAnsi="Times New Roman" w:eastAsia="宋体"/>
+                <w:b w:val="0"/>
+                <w:i w:val="0"/>
+                <w:sz w:val="18"/>
+              </w:rPr>
+              <w:t>实时电价＋碳价 200 元/tCO₂</w:t>
+            </w:r>
+          </w:p>
+        </w:tc>
+        <w:tc>
+          <w:tcPr>
+            <w:tcW w:type="dxa" w:w="2000"/>
+            <w:vAlign w:val="center"/>
+          </w:tcPr>
+          <w:p>
+            <w:pPr>
+              <w:spacing w:before="20" w:after="20" w:line="240" w:lineRule="auto"/>
+              <w:jc w:val="center"/>
+            </w:pPr>
+            <w:r>
+              <w:rPr>
+                <w:rFonts w:ascii="Times New Roman" w:hAnsi="Times New Roman" w:eastAsia="宋体"/>
+                <w:b w:val="0"/>
+                <w:i w:val="0"/>
+                <w:sz w:val="18"/>
+              </w:rPr>
+              <w:t>-45 903.9</w:t>
+            </w:r>
+          </w:p>
+        </w:tc>
+        <w:tc>
+          <w:tcPr>
+            <w:tcW w:type="dxa" w:w="1600"/>
+            <w:vAlign w:val="center"/>
+          </w:tcPr>
+          <w:p>
+            <w:pPr>
+              <w:spacing w:before="20" w:after="20" w:line="240" w:lineRule="auto"/>
+              <w:jc w:val="center"/>
+            </w:pPr>
+            <w:r>
+              <w:rPr>
+                <w:rFonts w:ascii="Times New Roman" w:hAnsi="Times New Roman" w:eastAsia="宋体"/>
+                <w:b w:val="0"/>
+                <w:i w:val="0"/>
+                <w:sz w:val="18"/>
+              </w:rPr>
+              <w:t>0</w:t>
+            </w:r>
+          </w:p>
+        </w:tc>
+        <w:tc>
+          <w:tcPr>
+            <w:tcW w:type="dxa" w:w="1500"/>
+            <w:vAlign w:val="center"/>
+          </w:tcPr>
+          <w:p>
+            <w:pPr>
+              <w:spacing w:before="20" w:after="20" w:line="240" w:lineRule="auto"/>
+              <w:jc w:val="center"/>
+            </w:pPr>
+            <w:r>
+              <w:rPr>
+                <w:rFonts w:ascii="Times New Roman" w:hAnsi="Times New Roman" w:eastAsia="宋体"/>
+                <w:b w:val="0"/>
+                <w:i w:val="0"/>
+                <w:sz w:val="18"/>
+              </w:rPr>
+              <w:t>69.6%</w:t>
+            </w:r>
+          </w:p>
+        </w:tc>
+        <w:tc>
+          <w:tcPr>
+            <w:tcW w:type="dxa" w:w="1472"/>
+            <w:vAlign w:val="center"/>
+          </w:tcPr>
+          <w:p>
+            <w:pPr>
+              <w:spacing w:before="20" w:after="20" w:line="240" w:lineRule="auto"/>
+              <w:jc w:val="center"/>
+            </w:pPr>
+            <w:r>
+              <w:rPr>
+                <w:rFonts w:ascii="Times New Roman" w:hAnsi="Times New Roman" w:eastAsia="宋体"/>
+                <w:b w:val="0"/>
+                <w:i w:val="0"/>
+                <w:sz w:val="18"/>
+              </w:rPr>
+              <w:t>-365.6</w:t>
+            </w:r>
+          </w:p>
+        </w:tc>
+      </w:tr>
+    </w:tbl>
+    <w:p>
+      <w:pPr>
+        <w:spacing w:after="0" w:line="240" w:lineRule="auto"/>
+        <w:ind w:firstLine="480"/>
+      </w:pPr>
+      <w:r>
+        <w:rPr>
+          <w:rFonts w:ascii="Times New Roman" w:hAnsi="Times New Roman" w:eastAsia="宋体"/>
+          <w:b w:val="0"/>
+          <w:i w:val="0"/>
+          <w:sz w:val="24"/>
+        </w:rPr>
+        <w:t>价格信号对调度行为影响有限（成本差异小于 3 万元）；固定电价消除了峰谷价差，储能套利动机减弱，个别时段出现少量购电（碳排 13.7 tCO₂，占基线碳排的 0.0007%），说明电价结构是储能经济性与零购电运行点的支撑条件之一。</w:t>
+      </w:r>
+    </w:p>
+    <w:p>
+      <w:pPr>
+        <w:spacing w:before="120"/>
+        <w:jc w:val="center"/>
+      </w:pPr>
+      <w:r>
+        <w:drawing>
+          <wp:inline xmlns:a="http://schemas.openxmlformats.org/drawingml/2006/main" xmlns:pic="http://schemas.openxmlformats.org/drawingml/2006/picture">
+            <wp:extent cx="4500000" cy="1350000"/>
+            <wp:docPr id="8" name="Picture 8" descr="电价机制场景对比" title="电价机制场景对比"/>
+            <wp:cNvGraphicFramePr>
+              <a:graphicFrameLocks noChangeAspect="1"/>
+            </wp:cNvGraphicFramePr>
+            <a:graphic>
+              <a:graphicData uri="http://schemas.openxmlformats.org/drawingml/2006/picture">
+                <pic:pic>
+                  <pic:nvPicPr>
+                    <pic:cNvPr id="0" name="price_mechanisms.png"/>
+                    <pic:cNvPicPr/>
+                  </pic:nvPicPr>
+                  <pic:blipFill>
+                    <a:blip r:embed="rId16"/>
+                    <a:stretch>
+                      <a:fillRect/>
+                    </a:stretch>
+                  </pic:blipFill>
+                  <pic:spPr>
+                    <a:xfrm>
+                      <a:off x="0" y="0"/>
+                      <a:ext cx="4500000" cy="1350000"/>
+                    </a:xfrm>
+                    <a:prstGeom prst="rect"/>
+                  </pic:spPr>
+                </pic:pic>
+              </a:graphicData>
+            </a:graphic>
+          </wp:inline>
+        </w:drawing>
+      </w:r>
+    </w:p>
+    <w:p>
+      <w:pPr>
+        <w:spacing w:after="200"/>
+        <w:jc w:val="center"/>
+      </w:pPr>
+      <w:r>
+        <w:rPr>
+          <w:rFonts w:ascii="Times New Roman" w:hAnsi="Times New Roman" w:eastAsia="黑体"/>
+          <w:b/>
+          <w:i w:val="0"/>
+          <w:sz w:val="21"/>
+        </w:rPr>
+        <w:t>图 8  电价机制场景对比</w:t>
+      </w:r>
+    </w:p>
+    <w:p>
+      <w:pPr>
+        <w:pStyle w:val="Heading3"/>
+      </w:pPr>
+      <w:r>
+        <w:t>5.4.5 新能源波动场景</w:t>
+      </w:r>
+    </w:p>
+    <w:p>
+      <w:pPr>
+        <w:spacing w:before="160" w:after="60"/>
+        <w:jc w:val="center"/>
+      </w:pPr>
+      <w:r>
+        <w:rPr>
+          <w:rFonts w:ascii="Times New Roman" w:hAnsi="Times New Roman" w:eastAsia="黑体"/>
+          <w:b/>
+          <w:i w:val="0"/>
+          <w:sz w:val="21"/>
+        </w:rPr>
+        <w:t>表 11  新能源波动场景对比（可用出力缩放）</w:t>
+      </w:r>
+    </w:p>
+    <w:tbl>
+      <w:tblPr>
+        <w:tblW w:type="dxa" w:w="9072"/>
+        <w:jc w:val="center"/>
+        <w:tblBorders>
+          <w:top w:val="single" w:sz="12" w:space="0" w:color="000000"/>
+          <w:left w:val="none" w:sz="0" w:space="0" w:color="000000"/>
+          <w:bottom w:val="single" w:sz="12" w:space="0" w:color="000000"/>
+          <w:right w:val="none" w:sz="0" w:space="0" w:color="000000"/>
+          <w:insideH w:val="none" w:sz="0" w:space="0" w:color="000000"/>
+          <w:insideV w:val="none" w:sz="0" w:space="0" w:color="000000"/>
+        </w:tblBorders>
+        <w:tblLayout w:type="fixed"/>
+        <w:tblLook w:firstColumn="1" w:firstRow="1" w:lastColumn="0" w:lastRow="0" w:noHBand="0" w:noVBand="1" w:val="04A0"/>
+        <w:tblInd w:w="120" w:type="dxa"/>
+        <w:tblCellMar>
+          <w:top w:w="40" w:type="dxa"/>
+          <w:start w:w="80" w:type="dxa"/>
+          <w:bottom w:w="40" w:type="dxa"/>
+          <w:end w:w="80" w:type="dxa"/>
+        </w:tblCellMar>
+      </w:tblPr>
+      <w:tblGrid>
+        <w:gridCol w:w="1600"/>
+        <w:gridCol w:w="900"/>
+        <w:gridCol w:w="1500"/>
+        <w:gridCol w:w="1300"/>
+        <w:gridCol w:w="1200"/>
+        <w:gridCol w:w="1300"/>
+        <w:gridCol w:w="1272"/>
+      </w:tblGrid>
+      <w:tr>
+        <w:trPr>
+          <w:tblHeader/>
+        </w:trPr>
+        <w:tc>
+          <w:tcPr>
+            <w:tcW w:type="dxa" w:w="1600"/>
+            <w:vAlign w:val="center"/>
+            <w:tcBorders>
+              <w:bottom w:val="single" w:sz="6" w:space="0" w:color="000000"/>
+            </w:tcBorders>
+          </w:tcPr>
+          <w:p>
+            <w:pPr>
+              <w:spacing w:before="20" w:after="20" w:line="240" w:lineRule="auto"/>
+              <w:jc w:val="center"/>
+            </w:pPr>
+            <w:r>
+              <w:rPr>
+                <w:rFonts w:ascii="Times New Roman" w:hAnsi="Times New Roman" w:eastAsia="宋体"/>
+                <w:b/>
+                <w:i w:val="0"/>
+                <w:sz w:val="18"/>
+              </w:rPr>
+              <w:t>场景</w:t>
+            </w:r>
+          </w:p>
+        </w:tc>
+        <w:tc>
+          <w:tcPr>
+            <w:tcW w:type="dxa" w:w="900"/>
+            <w:vAlign w:val="center"/>
+            <w:tcBorders>
+              <w:bottom w:val="single" w:sz="6" w:space="0" w:color="000000"/>
+            </w:tcBorders>
+          </w:tcPr>
+          <w:p>
+            <w:pPr>
+              <w:spacing w:before="20" w:after="20" w:line="240" w:lineRule="auto"/>
+              <w:jc w:val="center"/>
+            </w:pPr>
+            <w:r>
+              <w:rPr>
+                <w:rFonts w:ascii="Times New Roman" w:hAnsi="Times New Roman" w:eastAsia="宋体"/>
+                <w:b/>
+                <w:i w:val="0"/>
+                <w:sz w:val="18"/>
+              </w:rPr>
+              <w:t>未调度</w:t>
+            </w:r>
+          </w:p>
+        </w:tc>
+        <w:tc>
+          <w:tcPr>
+            <w:tcW w:type="dxa" w:w="1500"/>
+            <w:vAlign w:val="center"/>
+            <w:tcBorders>
+              <w:bottom w:val="single" w:sz="6" w:space="0" w:color="000000"/>
+            </w:tcBorders>
+          </w:tcPr>
+          <w:p>
+            <w:pPr>
+              <w:spacing w:before="20" w:after="20" w:line="240" w:lineRule="auto"/>
+              <w:jc w:val="center"/>
+            </w:pPr>
+            <w:r>
+              <w:rPr>
+                <w:rFonts w:ascii="Times New Roman" w:hAnsi="Times New Roman" w:eastAsia="宋体"/>
+                <w:b/>
+                <w:i w:val="0"/>
+                <w:sz w:val="18"/>
+              </w:rPr>
+              <w:t>净运行成本（万元）</w:t>
+            </w:r>
+          </w:p>
+        </w:tc>
+        <w:tc>
+          <w:tcPr>
+            <w:tcW w:type="dxa" w:w="1300"/>
+            <w:vAlign w:val="center"/>
+            <w:tcBorders>
+              <w:bottom w:val="single" w:sz="6" w:space="0" w:color="000000"/>
+            </w:tcBorders>
+          </w:tcPr>
+          <w:p>
+            <w:pPr>
+              <w:spacing w:before="20" w:after="20" w:line="240" w:lineRule="auto"/>
+              <w:jc w:val="center"/>
+            </w:pPr>
+            <w:r>
+              <w:rPr>
+                <w:rFonts w:ascii="Times New Roman" w:hAnsi="Times New Roman" w:eastAsia="宋体"/>
+                <w:b/>
+                <w:i w:val="0"/>
+                <w:sz w:val="18"/>
+              </w:rPr>
+              <w:t>碳排放（tCO₂）</w:t>
+            </w:r>
+          </w:p>
+        </w:tc>
+        <w:tc>
+          <w:tcPr>
+            <w:tcW w:type="dxa" w:w="1200"/>
+            <w:vAlign w:val="center"/>
+            <w:tcBorders>
+              <w:bottom w:val="single" w:sz="6" w:space="0" w:color="000000"/>
+            </w:tcBorders>
+          </w:tcPr>
+          <w:p>
+            <w:pPr>
+              <w:spacing w:before="20" w:after="20" w:line="240" w:lineRule="auto"/>
+              <w:jc w:val="center"/>
+            </w:pPr>
+            <w:r>
+              <w:rPr>
+                <w:rFonts w:ascii="Times New Roman" w:hAnsi="Times New Roman" w:eastAsia="宋体"/>
+                <w:b/>
+                <w:i w:val="0"/>
+                <w:sz w:val="18"/>
+              </w:rPr>
+              <w:t>平均时延（ms）</w:t>
+            </w:r>
+          </w:p>
+        </w:tc>
+        <w:tc>
+          <w:tcPr>
+            <w:tcW w:type="dxa" w:w="1300"/>
+            <w:vAlign w:val="center"/>
+            <w:tcBorders>
+              <w:bottom w:val="single" w:sz="6" w:space="0" w:color="000000"/>
+            </w:tcBorders>
+          </w:tcPr>
+          <w:p>
+            <w:pPr>
+              <w:spacing w:before="20" w:after="20" w:line="240" w:lineRule="auto"/>
+              <w:jc w:val="center"/>
+            </w:pPr>
+            <w:r>
+              <w:rPr>
+                <w:rFonts w:ascii="Times New Roman" w:hAnsi="Times New Roman" w:eastAsia="宋体"/>
+                <w:b/>
+                <w:i w:val="0"/>
+                <w:sz w:val="18"/>
+              </w:rPr>
+              <w:t>新能源利用率</w:t>
+            </w:r>
+          </w:p>
+        </w:tc>
+        <w:tc>
+          <w:tcPr>
+            <w:tcW w:type="dxa" w:w="1272"/>
+            <w:vAlign w:val="center"/>
+            <w:tcBorders>
+              <w:bottom w:val="single" w:sz="6" w:space="0" w:color="000000"/>
+            </w:tcBorders>
+          </w:tcPr>
+          <w:p>
+            <w:pPr>
+              <w:spacing w:before="20" w:after="20" w:line="240" w:lineRule="auto"/>
+              <w:jc w:val="center"/>
+            </w:pPr>
+            <w:r>
+              <w:rPr>
+                <w:rFonts w:ascii="Times New Roman" w:hAnsi="Times New Roman" w:eastAsia="宋体"/>
+                <w:b/>
+                <w:i w:val="0"/>
+                <w:sz w:val="18"/>
+              </w:rPr>
+              <w:t>峰值净购电（MW）</w:t>
+            </w:r>
+          </w:p>
+        </w:tc>
+      </w:tr>
+      <w:tr>
+        <w:tc>
+          <w:tcPr>
+            <w:tcW w:type="dxa" w:w="1600"/>
+            <w:vAlign w:val="center"/>
+          </w:tcPr>
+          <w:p>
+            <w:pPr>
+              <w:spacing w:before="20" w:after="20" w:line="240" w:lineRule="auto"/>
+              <w:jc w:val="left"/>
+            </w:pPr>
+            <w:r>
+              <w:rPr>
+                <w:rFonts w:ascii="Times New Roman" w:hAnsi="Times New Roman" w:eastAsia="宋体"/>
+                <w:b w:val="0"/>
+                <w:i w:val="0"/>
+                <w:sz w:val="18"/>
+              </w:rPr>
+              <w:t>可用出力 ×0.8</w:t>
+            </w:r>
+          </w:p>
+        </w:tc>
+        <w:tc>
+          <w:tcPr>
+            <w:tcW w:type="dxa" w:w="900"/>
+            <w:vAlign w:val="center"/>
+          </w:tcPr>
+          <w:p>
+            <w:pPr>
+              <w:spacing w:before="20" w:after="20" w:line="240" w:lineRule="auto"/>
+              <w:jc w:val="center"/>
+            </w:pPr>
+            <w:r>
+              <w:rPr>
+                <w:rFonts w:ascii="Times New Roman" w:hAnsi="Times New Roman" w:eastAsia="宋体"/>
+                <w:b w:val="0"/>
+                <w:i w:val="0"/>
+                <w:sz w:val="18"/>
+              </w:rPr>
+              <w:t>4</w:t>
+            </w:r>
+          </w:p>
+        </w:tc>
+        <w:tc>
+          <w:tcPr>
+            <w:tcW w:type="dxa" w:w="1500"/>
+            <w:vAlign w:val="center"/>
+          </w:tcPr>
+          <w:p>
+            <w:pPr>
+              <w:spacing w:before="20" w:after="20" w:line="240" w:lineRule="auto"/>
+              <w:jc w:val="center"/>
+            </w:pPr>
+            <w:r>
+              <w:rPr>
+                <w:rFonts w:ascii="Times New Roman" w:hAnsi="Times New Roman" w:eastAsia="宋体"/>
+                <w:b w:val="0"/>
+                <w:i w:val="0"/>
+                <w:sz w:val="18"/>
+              </w:rPr>
+              <w:t>-43 090.7</w:t>
+            </w:r>
+          </w:p>
+        </w:tc>
+        <w:tc>
+          <w:tcPr>
+            <w:tcW w:type="dxa" w:w="1300"/>
+            <w:vAlign w:val="center"/>
+          </w:tcPr>
+          <w:p>
+            <w:pPr>
+              <w:spacing w:before="20" w:after="20" w:line="240" w:lineRule="auto"/>
+              <w:jc w:val="center"/>
+            </w:pPr>
+            <w:r>
+              <w:rPr>
+                <w:rFonts w:ascii="Times New Roman" w:hAnsi="Times New Roman" w:eastAsia="宋体"/>
+                <w:b w:val="0"/>
+                <w:i w:val="0"/>
+                <w:sz w:val="18"/>
+              </w:rPr>
+              <w:t>1 696.1</w:t>
+            </w:r>
+          </w:p>
+        </w:tc>
+        <w:tc>
+          <w:tcPr>
+            <w:tcW w:type="dxa" w:w="1200"/>
+            <w:vAlign w:val="center"/>
+          </w:tcPr>
+          <w:p>
+            <w:pPr>
+              <w:spacing w:before="20" w:after="20" w:line="240" w:lineRule="auto"/>
+              <w:jc w:val="center"/>
+            </w:pPr>
+            <w:r>
+              <w:rPr>
+                <w:rFonts w:ascii="Times New Roman" w:hAnsi="Times New Roman" w:eastAsia="宋体"/>
+                <w:b w:val="0"/>
+                <w:i w:val="0"/>
+                <w:sz w:val="18"/>
+              </w:rPr>
+              <w:t>18.63</w:t>
+            </w:r>
+          </w:p>
+        </w:tc>
+        <w:tc>
+          <w:tcPr>
+            <w:tcW w:type="dxa" w:w="1300"/>
+            <w:vAlign w:val="center"/>
+          </w:tcPr>
+          <w:p>
+            <w:pPr>
+              <w:spacing w:before="20" w:after="20" w:line="240" w:lineRule="auto"/>
+              <w:jc w:val="center"/>
+            </w:pPr>
+            <w:r>
+              <w:rPr>
+                <w:rFonts w:ascii="Times New Roman" w:hAnsi="Times New Roman" w:eastAsia="宋体"/>
+                <w:b w:val="0"/>
+                <w:i w:val="0"/>
+                <w:sz w:val="18"/>
+              </w:rPr>
+              <w:t>85.7%</w:t>
+            </w:r>
+          </w:p>
+        </w:tc>
+        <w:tc>
+          <w:tcPr>
+            <w:tcW w:type="dxa" w:w="1272"/>
+            <w:vAlign w:val="center"/>
+          </w:tcPr>
+          <w:p>
+            <w:pPr>
+              <w:spacing w:before="20" w:after="20" w:line="240" w:lineRule="auto"/>
+              <w:jc w:val="center"/>
+            </w:pPr>
+            <w:r>
+              <w:rPr>
+                <w:rFonts w:ascii="Times New Roman" w:hAnsi="Times New Roman" w:eastAsia="宋体"/>
+                <w:b w:val="0"/>
+                <w:i w:val="0"/>
+                <w:sz w:val="18"/>
+              </w:rPr>
+              <w:t>+325.2</w:t>
+            </w:r>
+          </w:p>
+        </w:tc>
+      </w:tr>
+      <w:tr>
+        <w:tc>
+          <w:tcPr>
+            <w:tcW w:type="dxa" w:w="1600"/>
+            <w:vAlign w:val="center"/>
+          </w:tcPr>
+          <w:p>
+            <w:pPr>
+              <w:spacing w:before="20" w:after="20" w:line="240" w:lineRule="auto"/>
+              <w:jc w:val="left"/>
+            </w:pPr>
+            <w:r>
+              <w:rPr>
+                <w:rFonts w:ascii="Times New Roman" w:hAnsi="Times New Roman" w:eastAsia="宋体"/>
+                <w:b w:val="0"/>
+                <w:i w:val="0"/>
+                <w:sz w:val="18"/>
+              </w:rPr>
+              <w:t>基准 ×1.0</w:t>
+            </w:r>
+          </w:p>
+        </w:tc>
+        <w:tc>
+          <w:tcPr>
+            <w:tcW w:type="dxa" w:w="900"/>
+            <w:vAlign w:val="center"/>
+          </w:tcPr>
+          <w:p>
+            <w:pPr>
+              <w:spacing w:before="20" w:after="20" w:line="240" w:lineRule="auto"/>
+              <w:jc w:val="center"/>
+            </w:pPr>
+            <w:r>
+              <w:rPr>
+                <w:rFonts w:ascii="Times New Roman" w:hAnsi="Times New Roman" w:eastAsia="宋体"/>
+                <w:b w:val="0"/>
+                <w:i w:val="0"/>
+                <w:sz w:val="18"/>
+              </w:rPr>
+              <w:t>0</w:t>
+            </w:r>
+          </w:p>
+        </w:tc>
+        <w:tc>
+          <w:tcPr>
+            <w:tcW w:type="dxa" w:w="1500"/>
+            <w:vAlign w:val="center"/>
+          </w:tcPr>
+          <w:p>
+            <w:pPr>
+              <w:spacing w:before="20" w:after="20" w:line="240" w:lineRule="auto"/>
+              <w:jc w:val="center"/>
+            </w:pPr>
+            <w:r>
+              <w:rPr>
+                <w:rFonts w:ascii="Times New Roman" w:hAnsi="Times New Roman" w:eastAsia="宋体"/>
+                <w:b w:val="0"/>
+                <w:i w:val="0"/>
+                <w:sz w:val="18"/>
+              </w:rPr>
+              <w:t>-45 905.6</w:t>
+            </w:r>
+          </w:p>
+        </w:tc>
+        <w:tc>
+          <w:tcPr>
+            <w:tcW w:type="dxa" w:w="1300"/>
+            <w:vAlign w:val="center"/>
+          </w:tcPr>
+          <w:p>
+            <w:pPr>
+              <w:spacing w:before="20" w:after="20" w:line="240" w:lineRule="auto"/>
+              <w:jc w:val="center"/>
+            </w:pPr>
+            <w:r>
+              <w:rPr>
+                <w:rFonts w:ascii="Times New Roman" w:hAnsi="Times New Roman" w:eastAsia="宋体"/>
+                <w:b w:val="0"/>
+                <w:i w:val="0"/>
+                <w:sz w:val="18"/>
+              </w:rPr>
+              <w:t>0</w:t>
+            </w:r>
+          </w:p>
+        </w:tc>
+        <w:tc>
+          <w:tcPr>
+            <w:tcW w:type="dxa" w:w="1200"/>
+            <w:vAlign w:val="center"/>
+          </w:tcPr>
+          <w:p>
+            <w:pPr>
+              <w:spacing w:before="20" w:after="20" w:line="240" w:lineRule="auto"/>
+              <w:jc w:val="center"/>
+            </w:pPr>
+            <w:r>
+              <w:rPr>
+                <w:rFonts w:ascii="Times New Roman" w:hAnsi="Times New Roman" w:eastAsia="宋体"/>
+                <w:b w:val="0"/>
+                <w:i w:val="0"/>
+                <w:sz w:val="18"/>
+              </w:rPr>
+              <w:t>14.46</w:t>
+            </w:r>
+          </w:p>
+        </w:tc>
+        <w:tc>
+          <w:tcPr>
+            <w:tcW w:type="dxa" w:w="1300"/>
+            <w:vAlign w:val="center"/>
+          </w:tcPr>
+          <w:p>
+            <w:pPr>
+              <w:spacing w:before="20" w:after="20" w:line="240" w:lineRule="auto"/>
+              <w:jc w:val="center"/>
+            </w:pPr>
+            <w:r>
+              <w:rPr>
+                <w:rFonts w:ascii="Times New Roman" w:hAnsi="Times New Roman" w:eastAsia="宋体"/>
+                <w:b w:val="0"/>
+                <w:i w:val="0"/>
+                <w:sz w:val="18"/>
+              </w:rPr>
+              <w:t>69.6%</w:t>
+            </w:r>
+          </w:p>
+        </w:tc>
+        <w:tc>
+          <w:tcPr>
+            <w:tcW w:type="dxa" w:w="1272"/>
+            <w:vAlign w:val="center"/>
+          </w:tcPr>
+          <w:p>
+            <w:pPr>
+              <w:spacing w:before="20" w:after="20" w:line="240" w:lineRule="auto"/>
+              <w:jc w:val="center"/>
+            </w:pPr>
+            <w:r>
+              <w:rPr>
+                <w:rFonts w:ascii="Times New Roman" w:hAnsi="Times New Roman" w:eastAsia="宋体"/>
+                <w:b w:val="0"/>
+                <w:i w:val="0"/>
+                <w:sz w:val="18"/>
+              </w:rPr>
+              <w:t>-372.5</w:t>
+            </w:r>
+          </w:p>
+        </w:tc>
+      </w:tr>
+      <w:tr>
+        <w:tc>
+          <w:tcPr>
+            <w:tcW w:type="dxa" w:w="1600"/>
+            <w:vAlign w:val="center"/>
+          </w:tcPr>
+          <w:p>
+            <w:pPr>
+              <w:spacing w:before="20" w:after="20" w:line="240" w:lineRule="auto"/>
+              <w:jc w:val="left"/>
+            </w:pPr>
+            <w:r>
+              <w:rPr>
+                <w:rFonts w:ascii="Times New Roman" w:hAnsi="Times New Roman" w:eastAsia="宋体"/>
+                <w:b w:val="0"/>
+                <w:i w:val="0"/>
+                <w:sz w:val="18"/>
+              </w:rPr>
+              <w:t>可用出力 ×1.2</w:t>
+            </w:r>
+          </w:p>
+        </w:tc>
+        <w:tc>
+          <w:tcPr>
+            <w:tcW w:type="dxa" w:w="900"/>
+            <w:vAlign w:val="center"/>
+          </w:tcPr>
+          <w:p>
+            <w:pPr>
+              <w:spacing w:before="20" w:after="20" w:line="240" w:lineRule="auto"/>
+              <w:jc w:val="center"/>
+            </w:pPr>
+            <w:r>
+              <w:rPr>
+                <w:rFonts w:ascii="Times New Roman" w:hAnsi="Times New Roman" w:eastAsia="宋体"/>
+                <w:b w:val="0"/>
+                <w:i w:val="0"/>
+                <w:sz w:val="18"/>
+              </w:rPr>
+              <w:t>0</w:t>
+            </w:r>
+          </w:p>
+        </w:tc>
+        <w:tc>
+          <w:tcPr>
+            <w:tcW w:type="dxa" w:w="1500"/>
+            <w:vAlign w:val="center"/>
+          </w:tcPr>
+          <w:p>
+            <w:pPr>
+              <w:spacing w:before="20" w:after="20" w:line="240" w:lineRule="auto"/>
+              <w:jc w:val="center"/>
+            </w:pPr>
+            <w:r>
+              <w:rPr>
+                <w:rFonts w:ascii="Times New Roman" w:hAnsi="Times New Roman" w:eastAsia="宋体"/>
+                <w:b w:val="0"/>
+                <w:i w:val="0"/>
+                <w:sz w:val="18"/>
+              </w:rPr>
+              <w:t>-45 934.1</w:t>
+            </w:r>
+          </w:p>
+        </w:tc>
+        <w:tc>
+          <w:tcPr>
+            <w:tcW w:type="dxa" w:w="1300"/>
+            <w:vAlign w:val="center"/>
+          </w:tcPr>
+          <w:p>
+            <w:pPr>
+              <w:spacing w:before="20" w:after="20" w:line="240" w:lineRule="auto"/>
+              <w:jc w:val="center"/>
+            </w:pPr>
+            <w:r>
+              <w:rPr>
+                <w:rFonts w:ascii="Times New Roman" w:hAnsi="Times New Roman" w:eastAsia="宋体"/>
+                <w:b w:val="0"/>
+                <w:i w:val="0"/>
+                <w:sz w:val="18"/>
+              </w:rPr>
+              <w:t>0</w:t>
+            </w:r>
+          </w:p>
+        </w:tc>
+        <w:tc>
+          <w:tcPr>
+            <w:tcW w:type="dxa" w:w="1200"/>
+            <w:vAlign w:val="center"/>
+          </w:tcPr>
+          <w:p>
+            <w:pPr>
+              <w:spacing w:before="20" w:after="20" w:line="240" w:lineRule="auto"/>
+              <w:jc w:val="center"/>
+            </w:pPr>
+            <w:r>
+              <w:rPr>
+                <w:rFonts w:ascii="Times New Roman" w:hAnsi="Times New Roman" w:eastAsia="宋体"/>
+                <w:b w:val="0"/>
+                <w:i w:val="0"/>
+                <w:sz w:val="18"/>
+              </w:rPr>
+              <w:t>14.20</w:t>
+            </w:r>
+          </w:p>
+        </w:tc>
+        <w:tc>
+          <w:tcPr>
+            <w:tcW w:type="dxa" w:w="1300"/>
+            <w:vAlign w:val="center"/>
+          </w:tcPr>
+          <w:p>
+            <w:pPr>
+              <w:spacing w:before="20" w:after="20" w:line="240" w:lineRule="auto"/>
+              <w:jc w:val="center"/>
+            </w:pPr>
+            <w:r>
+              <w:rPr>
+                <w:rFonts w:ascii="Times New Roman" w:hAnsi="Times New Roman" w:eastAsia="宋体"/>
+                <w:b w:val="0"/>
+                <w:i w:val="0"/>
+                <w:sz w:val="18"/>
+              </w:rPr>
+              <w:t>58.0%</w:t>
+            </w:r>
+          </w:p>
+        </w:tc>
+        <w:tc>
+          <w:tcPr>
+            <w:tcW w:type="dxa" w:w="1272"/>
+            <w:vAlign w:val="center"/>
+          </w:tcPr>
+          <w:p>
+            <w:pPr>
+              <w:spacing w:before="20" w:after="20" w:line="240" w:lineRule="auto"/>
+              <w:jc w:val="center"/>
+            </w:pPr>
+            <w:r>
+              <w:rPr>
+                <w:rFonts w:ascii="Times New Roman" w:hAnsi="Times New Roman" w:eastAsia="宋体"/>
+                <w:b w:val="0"/>
+                <w:i w:val="0"/>
+                <w:sz w:val="18"/>
+              </w:rPr>
+              <w:t>-620.0</w:t>
+            </w:r>
+          </w:p>
+        </w:tc>
+      </w:tr>
+    </w:tbl>
+    <w:p>
+      <w:pPr>
+        <w:spacing w:after="0" w:line="240" w:lineRule="auto"/>
+        <w:ind w:firstLine="480"/>
+      </w:pPr>
+      <w:r>
+        <w:rPr>
+          <w:rFonts w:ascii="Times New Roman" w:hAnsi="Times New Roman" w:eastAsia="宋体"/>
+          <w:b w:val="0"/>
+          <w:i w:val="0"/>
+          <w:sz w:val="24"/>
+        </w:rPr>
+        <w:t>新能源减少 20% 是唯一使系统失去零购电运行点的场景：成本升至 -4.31 亿元、碳排放升至 1 696 tCO₂、峰值净购电转为 +325 MW 的正向购电峰值，调度侧更多向西部迁移（迁移比例升至 41.3%），末端 4 个巨型训练任务因资源紧张未获调度；新能源增加 20% 进一步压低成本与峰值（-620 MW），但利用率口径下降（可用总量增大、外送受上限约束），说明新能源增容需与外送、储能扩容共同评估。</w:t>
+      </w:r>
+    </w:p>
+    <w:p>
+      <w:pPr>
+        <w:spacing w:before="120"/>
+        <w:jc w:val="center"/>
+      </w:pPr>
+      <w:r>
+        <w:drawing>
+          <wp:inline xmlns:a="http://schemas.openxmlformats.org/drawingml/2006/main" xmlns:pic="http://schemas.openxmlformats.org/drawingml/2006/picture">
+            <wp:extent cx="4500000" cy="1350000"/>
+            <wp:docPr id="9" name="Picture 9" descr="新能源波动场景对比" title="新能源波动场景对比"/>
+            <wp:cNvGraphicFramePr>
+              <a:graphicFrameLocks noChangeAspect="1"/>
+            </wp:cNvGraphicFramePr>
+            <a:graphic>
+              <a:graphicData uri="http://schemas.openxmlformats.org/drawingml/2006/picture">
+                <pic:pic>
+                  <pic:nvPicPr>
+                    <pic:cNvPr id="0" name="renewable_scenarios.png"/>
+                    <pic:cNvPicPr/>
+                  </pic:nvPicPr>
+                  <pic:blipFill>
+                    <a:blip r:embed="rId17"/>
+                    <a:stretch>
+                      <a:fillRect/>
+                    </a:stretch>
+                  </pic:blipFill>
+                  <pic:spPr>
+                    <a:xfrm>
+                      <a:off x="0" y="0"/>
+                      <a:ext cx="4500000" cy="1350000"/>
+                    </a:xfrm>
+                    <a:prstGeom prst="rect"/>
+                  </pic:spPr>
+                </pic:pic>
+              </a:graphicData>
+            </a:graphic>
+          </wp:inline>
+        </w:drawing>
+      </w:r>
+    </w:p>
+    <w:p>
+      <w:pPr>
+        <w:spacing w:after="200"/>
+        <w:jc w:val="center"/>
+      </w:pPr>
+      <w:r>
+        <w:rPr>
+          <w:rFonts w:ascii="Times New Roman" w:hAnsi="Times New Roman" w:eastAsia="黑体"/>
+          <w:b/>
+          <w:i w:val="0"/>
+          <w:sz w:val="21"/>
+        </w:rPr>
+        <w:t>图 9  新能源波动场景对比</w:t>
+      </w:r>
+    </w:p>
+    <w:p>
+      <w:pPr>
+        <w:spacing w:before="120"/>
+        <w:jc w:val="center"/>
+      </w:pPr>
+      <w:r>
+        <w:drawing>
+          <wp:inline xmlns:a="http://schemas.openxmlformats.org/drawingml/2006/main" xmlns:pic="http://schemas.openxmlformats.org/drawingml/2006/picture">
+            <wp:extent cx="4680000" cy="2059200"/>
+            <wp:docPr id="10" name="Picture 10" descr="基线vs协同优化净购电曲线" title="基线vs协同优化净购电曲线"/>
+            <wp:cNvGraphicFramePr>
+              <a:graphicFrameLocks noChangeAspect="1"/>
+            </wp:cNvGraphicFramePr>
+            <a:graphic>
+              <a:graphicData uri="http://schemas.openxmlformats.org/drawingml/2006/picture">
+                <pic:pic>
+                  <pic:nvPicPr>
+                    <pic:cNvPr id="0" name="net_import_curves.png"/>
+                    <pic:cNvPicPr/>
+                  </pic:nvPicPr>
+                  <pic:blipFill>
+                    <a:blip r:embed="rId18"/>
+                    <a:stretch>
+                      <a:fillRect/>
+                    </a:stretch>
+                  </pic:blipFill>
+                  <pic:spPr>
+                    <a:xfrm>
+                      <a:off x="0" y="0"/>
+                      <a:ext cx="4680000" cy="2059200"/>
+                    </a:xfrm>
+                    <a:prstGeom prst="rect"/>
+                  </pic:spPr>
+                </pic:pic>
+              </a:graphicData>
+            </a:graphic>
+          </wp:inline>
+        </w:drawing>
+      </w:r>
+    </w:p>
+    <w:p>
+      <w:pPr>
+        <w:spacing w:after="200"/>
+        <w:jc w:val="center"/>
+      </w:pPr>
+      <w:r>
+        <w:rPr>
+          <w:rFonts w:ascii="Times New Roman" w:hAnsi="Times New Roman" w:eastAsia="黑体"/>
+          <w:b/>
+          <w:i w:val="0"/>
+          <w:sz w:val="21"/>
+        </w:rPr>
+        <w:t>图 10  基线 vs 协同优化净购电曲线</w:t>
       </w:r>
     </w:p>
     <w:p>
@@ -7727,6 +11534,39 @@
     </w:p>
     <w:p>
       <w:pPr>
+        <w:spacing w:after="40" w:line="240" w:lineRule="auto"/>
+        <w:ind w:left="480"/>
+      </w:pPr>
+      <w:r>
+        <w:rPr>
+          <w:rFonts w:ascii="Times New Roman" w:hAnsi="Times New Roman" w:eastAsia="宋体"/>
+          <w:b w:val="0"/>
+          <w:i w:val="0"/>
+          <w:sz w:val="24"/>
+        </w:rPr>
+        <w:t xml:space="preserve">• </w:t>
+      </w:r>
+      <w:r>
+        <w:rPr>
+          <w:rFonts w:ascii="Times New Roman" w:hAnsi="Times New Roman" w:eastAsia="宋体"/>
+          <w:b/>
+          <w:i w:val="0"/>
+          <w:sz w:val="24"/>
+        </w:rPr>
+        <w:t>问题四约束与一致性校验：</w:t>
+      </w:r>
+      <w:r>
+        <w:rPr>
+          <w:rFonts w:ascii="Times New Roman" w:hAnsi="Times New Roman" w:eastAsia="宋体"/>
+          <w:b w:val="0"/>
+          <w:i w:val="0"/>
+          <w:sz w:val="24"/>
+        </w:rPr>
+        <w:t>16 个场景调度层（时延、完工、容量）与电力层（功率平衡、SOC、互斥、边界）全部校验通过；上层调度生成的 AI 负荷与下层能源输入逐时一致，边际供应栈与最终能源方案自洽；未调度任务仅出现在碳优先（2 个）与新能源 ×0.8（4 个）两个场景的末端紧容量时段，调度率不低于 99.992%。</w:t>
+      </w:r>
+    </w:p>
+    <w:p>
+      <w:pPr>
         <w:pStyle w:val="Heading1"/>
       </w:pPr>
       <w:r>
@@ -7811,6 +11651,30 @@
           <w:sz w:val="24"/>
         </w:rPr>
         <w:t>问题三采用精确 MILP 求解（HiGHS），可在给定条件下得到全局最优解，并通过 0-1 互斥变量避免同时充放电；</w:t>
+      </w:r>
+    </w:p>
+    <w:p>
+      <w:pPr>
+        <w:spacing w:after="40" w:line="240" w:lineRule="auto"/>
+        <w:ind w:left="480"/>
+      </w:pPr>
+      <w:r>
+        <w:rPr>
+          <w:rFonts w:ascii="Times New Roman" w:hAnsi="Times New Roman" w:eastAsia="宋体"/>
+          <w:b w:val="0"/>
+          <w:i w:val="0"/>
+          <w:sz w:val="24"/>
+        </w:rPr>
+        <w:t xml:space="preserve">• </w:t>
+      </w:r>
+      <w:r>
+        <w:rPr>
+          <w:rFonts w:ascii="Times New Roman" w:hAnsi="Times New Roman" w:eastAsia="宋体"/>
+          <w:b w:val="0"/>
+          <w:i w:val="0"/>
+          <w:sz w:val="24"/>
+        </w:rPr>
+        <w:t>问题四通过边际供应栈实现算—储—电三层联动，覆盖策略、碳约束、电价机制与新能源波动四类场景，能够回答问题四的全部比较要求；</w:t>
       </w:r>
     </w:p>
     <w:p>
@@ -7938,7 +11802,31 @@
           <w:i w:val="0"/>
           <w:sz w:val="24"/>
         </w:rPr>
-        <w:t>问题三未建模跨区输电约束，问题四中已纳入统一优化框架。</w:t>
+        <w:t>问题四双层迭代仅 2 轮，理论收敛性可进一步论证；任务迁移未计传输能耗与费用（题目说明豁免），若放开需引入带宽与迁移成本；</w:t>
+      </w:r>
+    </w:p>
+    <w:p>
+      <w:pPr>
+        <w:spacing w:after="40" w:line="240" w:lineRule="auto"/>
+        <w:ind w:left="480"/>
+      </w:pPr>
+      <w:r>
+        <w:rPr>
+          <w:rFonts w:ascii="Times New Roman" w:hAnsi="Times New Roman" w:eastAsia="宋体"/>
+          <w:b w:val="0"/>
+          <w:i w:val="0"/>
+          <w:sz w:val="24"/>
+        </w:rPr>
+        <w:t xml:space="preserve">• </w:t>
+      </w:r>
+      <w:r>
+        <w:rPr>
+          <w:rFonts w:ascii="Times New Roman" w:hAnsi="Times New Roman" w:eastAsia="宋体"/>
+          <w:b w:val="0"/>
+          <w:i w:val="0"/>
+          <w:sz w:val="24"/>
+        </w:rPr>
+        <w:t>问题四碳约束场景复用同一调度方案，碳预算对调度行为的反馈可在未来研究中进一步放开。</w:t>
       </w:r>
     </w:p>
     <w:p>
@@ -8152,7 +12040,7 @@
       </w:r>
     </w:p>
     <w:sectPr>
-      <w:footerReference w:type="default" r:id="rId14"/>
+      <w:footerReference w:type="default" r:id="rId19"/>
       <w:pgSz w:w="11906" w:h="16838"/>
       <w:pgMar w:top="1417" w:right="1417" w:bottom="1417" w:left="1417" w:header="850" w:footer="850" w:gutter="0"/>
       <w:cols w:space="720"/>
